--- a/cv-trabajador-social-uc/CV_Jeniffer_Mieres_01_Minimal.docx
+++ b/cv-trabajador-social-uc/CV_Jeniffer_Mieres_01_Minimal.docx
@@ -4,7 +4,7 @@
   <w:body>
     <w:p>
       <w:pPr>
-        <w:spacing w:before="0" w:after="60" w:line="269" w:lineRule="auto"/>
+        <w:spacing w:before="0" w:after="60" w:line="266" w:lineRule="auto"/>
       </w:pPr>
       <w:r>
         <w:rPr>
@@ -19,7 +19,7 @@
     </w:p>
     <w:p>
       <w:pPr>
-        <w:spacing w:before="0" w:after="140" w:line="269" w:lineRule="auto"/>
+        <w:spacing w:before="0" w:after="140" w:line="266" w:lineRule="auto"/>
       </w:pPr>
       <w:r>
         <w:rPr>
@@ -35,9 +35,9 @@
     <w:p>
       <w:pPr>
         <w:tabs>
-          <w:tab w:pos="10369" w:val="right"/>
+          <w:tab w:pos="10511" w:val="right"/>
         </w:tabs>
-        <w:spacing w:before="0" w:after="0" w:line="269" w:lineRule="auto"/>
+        <w:spacing w:before="0" w:after="0" w:line="266" w:lineRule="auto"/>
         <w:pBdr>
           <w:bottom w:val="single" w:sz="8" w:space="8" w:color="0D0D0D"/>
         </w:pBdr>
@@ -65,7 +65,7 @@
     <w:p>
       <w:pPr>
         <w:spacing w:before="120" w:after="0" w:line="240" w:lineRule="auto"/>
-        <w:ind w:right="9122"/>
+        <w:ind w:right="9264"/>
         <w:pBdr>
           <w:top w:val="single" w:sz="18" w:space="0" w:color="0D0D0D"/>
         </w:pBdr>
@@ -81,7 +81,7 @@
     <w:p>
       <w:pPr>
         <w:keepNext/>
-        <w:spacing w:before="100" w:after="120" w:line="269" w:lineRule="auto"/>
+        <w:spacing w:before="100" w:after="120" w:line="266" w:lineRule="auto"/>
       </w:pPr>
       <w:r>
         <w:rPr>
@@ -96,7 +96,7 @@
     </w:p>
     <w:p>
       <w:pPr>
-        <w:spacing w:before="0" w:after="0" w:line="269" w:lineRule="auto"/>
+        <w:spacing w:before="0" w:after="0" w:line="266" w:lineRule="auto"/>
         <w:jc w:val="both"/>
       </w:pPr>
       <w:r>
@@ -110,7 +110,7 @@
     </w:p>
     <w:p>
       <w:pPr>
-        <w:spacing w:before="54" w:after="0" w:line="269" w:lineRule="auto"/>
+        <w:spacing w:before="48" w:after="0" w:line="266" w:lineRule="auto"/>
         <w:jc w:val="both"/>
       </w:pPr>
       <w:r>
@@ -124,7 +124,7 @@
     </w:p>
     <w:p>
       <w:pPr>
-        <w:spacing w:before="54" w:after="0" w:line="269" w:lineRule="auto"/>
+        <w:spacing w:before="48" w:after="0" w:line="266" w:lineRule="auto"/>
         <w:jc w:val="both"/>
       </w:pPr>
       <w:r>
@@ -138,8 +138,8 @@
     </w:p>
     <w:p>
       <w:pPr>
-        <w:spacing w:before="150" w:after="0" w:line="240" w:lineRule="auto"/>
-        <w:ind w:right="9122"/>
+        <w:spacing w:before="130" w:after="0" w:line="240" w:lineRule="auto"/>
+        <w:ind w:right="9264"/>
         <w:pBdr>
           <w:top w:val="single" w:sz="18" w:space="0" w:color="0D0D0D"/>
         </w:pBdr>
@@ -155,7 +155,7 @@
     <w:p>
       <w:pPr>
         <w:keepNext/>
-        <w:spacing w:before="100" w:after="120" w:line="269" w:lineRule="auto"/>
+        <w:spacing w:before="100" w:after="120" w:line="266" w:lineRule="auto"/>
       </w:pPr>
       <w:r>
         <w:rPr>
@@ -170,7 +170,7 @@
     </w:p>
     <w:p>
       <w:pPr>
-        <w:spacing w:before="0" w:after="0" w:line="307" w:lineRule="auto"/>
+        <w:spacing w:before="0" w:after="0" w:line="305" w:lineRule="auto"/>
         <w:suppressAutoHyphens w:val="1"/>
       </w:pPr>
       <w:r>
@@ -337,8 +337,8 @@
     </w:p>
     <w:p>
       <w:pPr>
-        <w:spacing w:before="150" w:after="0" w:line="240" w:lineRule="auto"/>
-        <w:ind w:right="9122"/>
+        <w:spacing w:before="130" w:after="0" w:line="240" w:lineRule="auto"/>
+        <w:ind w:right="9264"/>
         <w:pBdr>
           <w:top w:val="single" w:sz="18" w:space="0" w:color="0D0D0D"/>
         </w:pBdr>
@@ -354,7 +354,7 @@
     <w:p>
       <w:pPr>
         <w:keepNext/>
-        <w:spacing w:before="100" w:after="120" w:line="269" w:lineRule="auto"/>
+        <w:spacing w:before="100" w:after="120" w:line="266" w:lineRule="auto"/>
       </w:pPr>
       <w:r>
         <w:rPr>
@@ -372,9 +372,9 @@
         <w:keepNext/>
         <w:keepLines/>
         <w:tabs>
-          <w:tab w:pos="10369" w:val="right"/>
+          <w:tab w:pos="10511" w:val="right"/>
         </w:tabs>
-        <w:spacing w:before="0" w:after="0" w:line="269" w:lineRule="auto"/>
+        <w:spacing w:before="0" w:after="0" w:line="266" w:lineRule="auto"/>
       </w:pPr>
       <w:r>
         <w:rPr>
@@ -401,7 +401,7 @@
       <w:pPr>
         <w:keepNext/>
         <w:keepLines/>
-        <w:spacing w:before="40" w:after="100" w:line="269" w:lineRule="auto"/>
+        <w:spacing w:before="40" w:after="100" w:line="266" w:lineRule="auto"/>
       </w:pPr>
       <w:r>
         <w:rPr>
@@ -418,7 +418,7 @@
       <w:pPr>
         <w:keepNext/>
         <w:keepLines/>
-        <w:spacing w:before="0" w:after="40" w:line="269" w:lineRule="auto"/>
+        <w:spacing w:before="0" w:after="34" w:line="266" w:lineRule="auto"/>
         <w:ind w:left="238" w:hanging="238"/>
         <w:jc w:val="both"/>
       </w:pPr>
@@ -464,7 +464,7 @@
       <w:pPr>
         <w:keepNext/>
         <w:keepLines/>
-        <w:spacing w:before="0" w:after="40" w:line="269" w:lineRule="auto"/>
+        <w:spacing w:before="0" w:after="34" w:line="266" w:lineRule="auto"/>
         <w:ind w:left="238" w:hanging="238"/>
         <w:jc w:val="both"/>
       </w:pPr>
@@ -510,7 +510,7 @@
       <w:pPr>
         <w:keepNext/>
         <w:keepLines/>
-        <w:spacing w:before="0" w:after="40" w:line="269" w:lineRule="auto"/>
+        <w:spacing w:before="0" w:after="34" w:line="266" w:lineRule="auto"/>
         <w:ind w:left="238" w:hanging="238"/>
         <w:jc w:val="both"/>
       </w:pPr>
@@ -556,7 +556,7 @@
       <w:pPr>
         <w:keepNext w:val="0"/>
         <w:keepLines/>
-        <w:spacing w:before="0" w:after="40" w:line="269" w:lineRule="auto"/>
+        <w:spacing w:before="0" w:after="34" w:line="266" w:lineRule="auto"/>
         <w:ind w:left="238" w:hanging="238"/>
         <w:jc w:val="both"/>
       </w:pPr>
@@ -595,9 +595,9 @@
         <w:keepNext/>
         <w:keepLines/>
         <w:tabs>
-          <w:tab w:pos="10369" w:val="right"/>
+          <w:tab w:pos="10511" w:val="right"/>
         </w:tabs>
-        <w:spacing w:before="140" w:after="0" w:line="269" w:lineRule="auto"/>
+        <w:spacing w:before="130" w:after="0" w:line="266" w:lineRule="auto"/>
       </w:pPr>
       <w:r>
         <w:rPr>
@@ -624,7 +624,7 @@
       <w:pPr>
         <w:keepNext/>
         <w:keepLines/>
-        <w:spacing w:before="40" w:after="100" w:line="269" w:lineRule="auto"/>
+        <w:spacing w:before="40" w:after="100" w:line="266" w:lineRule="auto"/>
       </w:pPr>
       <w:r>
         <w:rPr>
@@ -641,7 +641,7 @@
       <w:pPr>
         <w:keepNext/>
         <w:keepLines/>
-        <w:spacing w:before="0" w:after="40" w:line="269" w:lineRule="auto"/>
+        <w:spacing w:before="0" w:after="34" w:line="266" w:lineRule="auto"/>
         <w:ind w:left="238" w:hanging="238"/>
         <w:jc w:val="both"/>
       </w:pPr>
@@ -687,7 +687,7 @@
       <w:pPr>
         <w:keepNext/>
         <w:keepLines/>
-        <w:spacing w:before="0" w:after="40" w:line="269" w:lineRule="auto"/>
+        <w:spacing w:before="0" w:after="34" w:line="266" w:lineRule="auto"/>
         <w:ind w:left="238" w:hanging="238"/>
         <w:jc w:val="both"/>
       </w:pPr>
@@ -733,7 +733,7 @@
       <w:pPr>
         <w:keepNext/>
         <w:keepLines/>
-        <w:spacing w:before="0" w:after="40" w:line="269" w:lineRule="auto"/>
+        <w:spacing w:before="0" w:after="34" w:line="266" w:lineRule="auto"/>
         <w:ind w:left="238" w:hanging="238"/>
         <w:jc w:val="both"/>
       </w:pPr>
@@ -779,7 +779,7 @@
       <w:pPr>
         <w:keepNext/>
         <w:keepLines/>
-        <w:spacing w:before="0" w:after="40" w:line="269" w:lineRule="auto"/>
+        <w:spacing w:before="0" w:after="34" w:line="266" w:lineRule="auto"/>
         <w:ind w:left="238" w:hanging="238"/>
         <w:jc w:val="both"/>
       </w:pPr>
@@ -825,7 +825,7 @@
       <w:pPr>
         <w:keepNext/>
         <w:keepLines/>
-        <w:spacing w:before="0" w:after="40" w:line="269" w:lineRule="auto"/>
+        <w:spacing w:before="0" w:after="34" w:line="266" w:lineRule="auto"/>
         <w:ind w:left="238" w:hanging="238"/>
         <w:jc w:val="both"/>
       </w:pPr>
@@ -871,7 +871,7 @@
       <w:pPr>
         <w:keepNext w:val="0"/>
         <w:keepLines/>
-        <w:spacing w:before="0" w:after="40" w:line="269" w:lineRule="auto"/>
+        <w:spacing w:before="0" w:after="34" w:line="266" w:lineRule="auto"/>
         <w:ind w:left="238" w:hanging="238"/>
         <w:jc w:val="both"/>
       </w:pPr>
@@ -919,9 +919,9 @@
         <w:keepLines/>
         <w:pageBreakBefore/>
         <w:tabs>
-          <w:tab w:pos="10369" w:val="right"/>
+          <w:tab w:pos="10511" w:val="right"/>
         </w:tabs>
-        <w:spacing w:before="140" w:after="0" w:line="269" w:lineRule="auto"/>
+        <w:spacing w:before="130" w:after="0" w:line="266" w:lineRule="auto"/>
       </w:pPr>
       <w:r>
         <w:rPr>
@@ -948,7 +948,7 @@
       <w:pPr>
         <w:keepNext/>
         <w:keepLines/>
-        <w:spacing w:before="40" w:after="100" w:line="269" w:lineRule="auto"/>
+        <w:spacing w:before="40" w:after="100" w:line="266" w:lineRule="auto"/>
       </w:pPr>
       <w:r>
         <w:rPr>
@@ -965,7 +965,7 @@
       <w:pPr>
         <w:keepNext/>
         <w:keepLines/>
-        <w:spacing w:before="0" w:after="40" w:line="269" w:lineRule="auto"/>
+        <w:spacing w:before="0" w:after="34" w:line="266" w:lineRule="auto"/>
         <w:ind w:left="238" w:hanging="238"/>
         <w:jc w:val="both"/>
       </w:pPr>
@@ -1011,7 +1011,7 @@
       <w:pPr>
         <w:keepNext w:val="0"/>
         <w:keepLines/>
-        <w:spacing w:before="0" w:after="40" w:line="269" w:lineRule="auto"/>
+        <w:spacing w:before="0" w:after="34" w:line="266" w:lineRule="auto"/>
         <w:ind w:left="238" w:hanging="238"/>
         <w:jc w:val="both"/>
       </w:pPr>
@@ -1058,9 +1058,9 @@
         <w:keepNext/>
         <w:keepLines/>
         <w:tabs>
-          <w:tab w:pos="10369" w:val="right"/>
+          <w:tab w:pos="10511" w:val="right"/>
         </w:tabs>
-        <w:spacing w:before="140" w:after="0" w:line="269" w:lineRule="auto"/>
+        <w:spacing w:before="130" w:after="0" w:line="266" w:lineRule="auto"/>
       </w:pPr>
       <w:r>
         <w:rPr>
@@ -1087,7 +1087,7 @@
       <w:pPr>
         <w:keepNext/>
         <w:keepLines/>
-        <w:spacing w:before="40" w:after="100" w:line="269" w:lineRule="auto"/>
+        <w:spacing w:before="40" w:after="100" w:line="266" w:lineRule="auto"/>
       </w:pPr>
       <w:r>
         <w:rPr>
@@ -1104,7 +1104,7 @@
       <w:pPr>
         <w:keepNext/>
         <w:keepLines/>
-        <w:spacing w:before="0" w:after="40" w:line="269" w:lineRule="auto"/>
+        <w:spacing w:before="0" w:after="34" w:line="266" w:lineRule="auto"/>
         <w:ind w:left="238" w:hanging="238"/>
         <w:jc w:val="both"/>
       </w:pPr>
@@ -1142,7 +1142,7 @@
       <w:pPr>
         <w:keepNext/>
         <w:keepLines/>
-        <w:spacing w:before="0" w:after="40" w:line="269" w:lineRule="auto"/>
+        <w:spacing w:before="0" w:after="34" w:line="266" w:lineRule="auto"/>
         <w:ind w:left="238" w:hanging="238"/>
         <w:jc w:val="both"/>
       </w:pPr>
@@ -1188,7 +1188,7 @@
       <w:pPr>
         <w:keepNext/>
         <w:keepLines/>
-        <w:spacing w:before="0" w:after="40" w:line="269" w:lineRule="auto"/>
+        <w:spacing w:before="0" w:after="34" w:line="266" w:lineRule="auto"/>
         <w:ind w:left="238" w:hanging="238"/>
         <w:jc w:val="both"/>
       </w:pPr>
@@ -1234,7 +1234,7 @@
       <w:pPr>
         <w:keepNext w:val="0"/>
         <w:keepLines/>
-        <w:spacing w:before="0" w:after="40" w:line="269" w:lineRule="auto"/>
+        <w:spacing w:before="0" w:after="34" w:line="266" w:lineRule="auto"/>
         <w:ind w:left="238" w:hanging="238"/>
         <w:jc w:val="both"/>
       </w:pPr>
@@ -1278,8 +1278,8 @@
     </w:p>
     <w:p>
       <w:pPr>
-        <w:spacing w:before="150" w:after="0" w:line="240" w:lineRule="auto"/>
-        <w:ind w:right="9122"/>
+        <w:spacing w:before="130" w:after="0" w:line="240" w:lineRule="auto"/>
+        <w:ind w:right="9264"/>
         <w:pBdr>
           <w:top w:val="single" w:sz="18" w:space="0" w:color="0D0D0D"/>
         </w:pBdr>
@@ -1295,7 +1295,7 @@
     <w:p>
       <w:pPr>
         <w:keepNext/>
-        <w:spacing w:before="100" w:after="120" w:line="269" w:lineRule="auto"/>
+        <w:spacing w:before="100" w:after="120" w:line="266" w:lineRule="auto"/>
       </w:pPr>
       <w:r>
         <w:rPr>
@@ -1313,9 +1313,9 @@
         <w:keepNext/>
         <w:keepLines/>
         <w:tabs>
-          <w:tab w:pos="10369" w:val="right"/>
+          <w:tab w:pos="10511" w:val="right"/>
         </w:tabs>
-        <w:spacing w:before="0" w:after="0" w:line="269" w:lineRule="auto"/>
+        <w:spacing w:before="0" w:after="0" w:line="266" w:lineRule="auto"/>
       </w:pPr>
       <w:r>
         <w:rPr>
@@ -1342,7 +1342,7 @@
       <w:pPr>
         <w:keepNext w:val="0"/>
         <w:keepLines/>
-        <w:spacing w:before="30" w:after="0" w:line="269" w:lineRule="auto"/>
+        <w:spacing w:before="30" w:after="0" w:line="266" w:lineRule="auto"/>
       </w:pPr>
       <w:r>
         <w:rPr>
@@ -1359,9 +1359,9 @@
         <w:keepNext/>
         <w:keepLines/>
         <w:tabs>
-          <w:tab w:pos="10369" w:val="right"/>
+          <w:tab w:pos="10511" w:val="right"/>
         </w:tabs>
-        <w:spacing w:before="160" w:after="0" w:line="269" w:lineRule="auto"/>
+        <w:spacing w:before="160" w:after="0" w:line="266" w:lineRule="auto"/>
       </w:pPr>
       <w:r>
         <w:rPr>
@@ -1388,7 +1388,7 @@
       <w:pPr>
         <w:keepNext w:val="0"/>
         <w:keepLines/>
-        <w:spacing w:before="30" w:after="0" w:line="269" w:lineRule="auto"/>
+        <w:spacing w:before="30" w:after="0" w:line="266" w:lineRule="auto"/>
       </w:pPr>
       <w:r>
         <w:rPr>
@@ -1405,9 +1405,9 @@
         <w:keepNext/>
         <w:keepLines/>
         <w:tabs>
-          <w:tab w:pos="10369" w:val="right"/>
+          <w:tab w:pos="10511" w:val="right"/>
         </w:tabs>
-        <w:spacing w:before="160" w:after="0" w:line="269" w:lineRule="auto"/>
+        <w:spacing w:before="160" w:after="0" w:line="266" w:lineRule="auto"/>
       </w:pPr>
       <w:r>
         <w:rPr>
@@ -1434,7 +1434,7 @@
       <w:pPr>
         <w:keepNext w:val="0"/>
         <w:keepLines/>
-        <w:spacing w:before="30" w:after="0" w:line="269" w:lineRule="auto"/>
+        <w:spacing w:before="30" w:after="0" w:line="266" w:lineRule="auto"/>
       </w:pPr>
       <w:r>
         <w:rPr>
@@ -1448,8 +1448,8 @@
     </w:p>
     <w:p>
       <w:pPr>
-        <w:spacing w:before="150" w:after="0" w:line="240" w:lineRule="auto"/>
-        <w:ind w:right="9122"/>
+        <w:spacing w:before="130" w:after="0" w:line="240" w:lineRule="auto"/>
+        <w:ind w:right="9264"/>
         <w:pBdr>
           <w:top w:val="single" w:sz="18" w:space="0" w:color="0D0D0D"/>
         </w:pBdr>
@@ -1465,7 +1465,7 @@
     <w:p>
       <w:pPr>
         <w:keepNext/>
-        <w:spacing w:before="100" w:after="120" w:line="269" w:lineRule="auto"/>
+        <w:spacing w:before="100" w:after="120" w:line="266" w:lineRule="auto"/>
       </w:pPr>
       <w:r>
         <w:rPr>
@@ -1480,7 +1480,7 @@
     </w:p>
     <w:p>
       <w:pPr>
-        <w:spacing w:before="0" w:after="40" w:line="269" w:lineRule="auto"/>
+        <w:spacing w:before="0" w:after="34" w:line="266" w:lineRule="auto"/>
         <w:ind w:left="238" w:hanging="238"/>
         <w:jc w:val="both"/>
       </w:pPr>
@@ -1516,7 +1516,7 @@
     </w:p>
     <w:p>
       <w:pPr>
-        <w:spacing w:before="0" w:after="40" w:line="269" w:lineRule="auto"/>
+        <w:spacing w:before="0" w:after="34" w:line="266" w:lineRule="auto"/>
         <w:ind w:left="238" w:hanging="238"/>
         <w:jc w:val="both"/>
       </w:pPr>
@@ -1552,7 +1552,7 @@
     </w:p>
     <w:p>
       <w:pPr>
-        <w:spacing w:before="0" w:after="40" w:line="269" w:lineRule="auto"/>
+        <w:spacing w:before="0" w:after="34" w:line="266" w:lineRule="auto"/>
         <w:ind w:left="238" w:hanging="238"/>
         <w:jc w:val="both"/>
       </w:pPr>
@@ -1588,8 +1588,8 @@
     </w:p>
     <w:p>
       <w:pPr>
-        <w:spacing w:before="150" w:after="0" w:line="240" w:lineRule="auto"/>
-        <w:ind w:right="9122"/>
+        <w:spacing w:before="130" w:after="0" w:line="240" w:lineRule="auto"/>
+        <w:ind w:right="9264"/>
         <w:pBdr>
           <w:top w:val="single" w:sz="18" w:space="0" w:color="0D0D0D"/>
         </w:pBdr>
@@ -1605,7 +1605,7 @@
     <w:p>
       <w:pPr>
         <w:keepNext/>
-        <w:spacing w:before="100" w:after="120" w:line="269" w:lineRule="auto"/>
+        <w:spacing w:before="100" w:after="120" w:line="266" w:lineRule="auto"/>
       </w:pPr>
       <w:r>
         <w:rPr>
@@ -1620,7 +1620,7 @@
     </w:p>
     <w:p>
       <w:pPr>
-        <w:spacing w:before="0" w:after="0" w:line="307" w:lineRule="auto"/>
+        <w:spacing w:before="0" w:after="0" w:line="305" w:lineRule="auto"/>
         <w:suppressAutoHyphens w:val="1"/>
       </w:pPr>
       <w:r>
@@ -1736,8 +1736,8 @@
     </w:p>
     <w:p>
       <w:pPr>
-        <w:spacing w:before="150" w:after="0" w:line="240" w:lineRule="auto"/>
-        <w:ind w:right="9122"/>
+        <w:spacing w:before="130" w:after="0" w:line="240" w:lineRule="auto"/>
+        <w:ind w:right="9264"/>
         <w:pBdr>
           <w:top w:val="single" w:sz="18" w:space="0" w:color="0D0D0D"/>
         </w:pBdr>
@@ -1753,7 +1753,7 @@
     <w:p>
       <w:pPr>
         <w:keepNext/>
-        <w:spacing w:before="100" w:after="120" w:line="269" w:lineRule="auto"/>
+        <w:spacing w:before="100" w:after="120" w:line="266" w:lineRule="auto"/>
       </w:pPr>
       <w:r>
         <w:rPr>
@@ -1768,7 +1768,7 @@
     </w:p>
     <w:p>
       <w:pPr>
-        <w:spacing w:before="0" w:after="40" w:line="269" w:lineRule="auto"/>
+        <w:spacing w:before="0" w:after="34" w:line="266" w:lineRule="auto"/>
         <w:ind w:left="238" w:hanging="238"/>
         <w:jc w:val="both"/>
       </w:pPr>
@@ -1804,7 +1804,7 @@
     </w:p>
     <w:p>
       <w:pPr>
-        <w:spacing w:before="0" w:after="40" w:line="269" w:lineRule="auto"/>
+        <w:spacing w:before="0" w:after="34" w:line="266" w:lineRule="auto"/>
         <w:ind w:left="238" w:hanging="238"/>
         <w:jc w:val="both"/>
       </w:pPr>
@@ -1840,7 +1840,7 @@
     </w:p>
     <w:sectPr>
       <w:pgSz w:w="12240" w:h="15840"/>
-      <w:pgMar w:top="567" w:right="879" w:bottom="454" w:left="992" w:header="720" w:footer="720" w:gutter="0"/>
+      <w:pgMar w:top="539" w:right="822" w:bottom="425" w:left="907" w:header="720" w:footer="720" w:gutter="0"/>
       <w:cols w:space="720"/>
       <w:docGrid w:linePitch="360"/>
     </w:sectPr>
@@ -2212,7 +2212,7 @@
     <w:qFormat/>
     <w:rsid w:val="00FC693F"/>
     <w:pPr>
-      <w:spacing w:before="0" w:after="0" w:line="269" w:lineRule="auto"/>
+      <w:spacing w:before="0" w:after="0" w:line="266" w:lineRule="auto"/>
     </w:pPr>
     <w:rPr>
       <w:rFonts w:ascii="Calibri" w:hAnsi="Calibri" w:eastAsia="Calibri"/>

--- a/cv-trabajador-social-uc/CV_Jeniffer_Mieres_01_Minimal.docx
+++ b/cv-trabajador-social-uc/CV_Jeniffer_Mieres_01_Minimal.docx
@@ -1127,7 +1127,7 @@
           <w:color w:val="0D0D0D"/>
           <w:sz w:val="19"/>
         </w:rPr>
-        <w:t>Creé desde cero el área de Bienestar Social</w:t>
+        <w:t>Creé el departamento desde cero</w:t>
       </w:r>
       <w:r>
         <w:rPr>

--- a/cv-trabajador-social-uc/CV_Jeniffer_Mieres_01_Minimal.docx
+++ b/cv-trabajador-social-uc/CV_Jeniffer_Mieres_01_Minimal.docx
@@ -105,7 +105,7 @@
           <w:b w:val="0"/>
           <w:sz w:val="18"/>
         </w:rPr>
-        <w:t>Trabajadora Social titulada con distinción y más de 9 años de experiencia en bienestar laboral, gestión de beneficios y atención social directa, desarrollada en instituciones de educación superior y en empresa privada.</w:t>
+        <w:t>Trabajadora Social titulada con distinción y más de 9 años de experiencia en bienestar laboral, gestión de beneficios, evaluación socioeconómica y acompañamiento social.</w:t>
       </w:r>
     </w:p>
     <w:p>
@@ -119,7 +119,7 @@
           <w:b w:val="0"/>
           <w:sz w:val="18"/>
         </w:rPr>
-        <w:t>Creé desde cero el Departamento de Bienestar Social de una organización con más de 200 colaboradores, administrando el Seguro Complementario de Salud, las licencias médicas y las cargas familiares de la dotación. Luego lideré la gestión de personas y bienestar en la consultora minera Bmining, a cargo de los programas de bienestar, convenios, plan anual de capacitación, clima laboral y de la matriz de riesgo y salud en el trabajo con seguimiento por KPI.</w:t>
+        <w:t>Creé desde cero el Departamento de Bienestar Social de una organización con más de 200 colaboradores, administrando el Seguro Complementario de Salud, las licencias médicas y las cargas familiares. Luego lideré la gestión de personas y bienestar en la consultora minera Bmining, a cargo de programas, convenios, capacitación y clima laboral, y de la matriz de riesgo y salud en el trabajo con seguimiento por KPI.</w:t>
       </w:r>
     </w:p>
     <w:p>
@@ -133,7 +133,7 @@
           <w:b w:val="0"/>
           <w:sz w:val="18"/>
         </w:rPr>
-        <w:t>Hoy me desempeño en la Universidad de Santiago de Chile, donde realizo evaluaciones socioeconómicas en los sistemas del Ministerio de Educación, gestiono beneficios ministeriales e internos y acompaño casos que requieren articular áreas internas con redes de apoyo. A la atención directa sumo una mirada de proceso: fui auditora interna del Sistema de Gestión Integrado (ISO 9001, 14001 y 45001).</w:t>
+        <w:t>Hoy, en la Universidad de Santiago de Chile, realizo evaluaciones socioeconómicas, gestiono beneficios ministeriales e internos y acompaño casos que requieren articular áreas internas con redes de apoyo. Sumo además una mirada de proceso: fui auditora interna del Sistema de Gestión Integrado (ISO 9001, 14001 y 45001).</w:t>
       </w:r>
     </w:p>
     <w:p>

--- a/cv-trabajador-social-uc/CV_Jeniffer_Mieres_01_Minimal.docx
+++ b/cv-trabajador-social-uc/CV_Jeniffer_Mieres_01_Minimal.docx
@@ -119,7 +119,7 @@
           <w:b w:val="0"/>
           <w:sz w:val="18"/>
         </w:rPr>
-        <w:t>Creé desde cero el Departamento de Bienestar Social de una organización con más de 200 colaboradores, administrando el Seguro Complementario de Salud, las licencias médicas y las cargas familiares. Luego lideré la gestión de personas y bienestar en la consultora minera Bmining, a cargo de programas, convenios, capacitación y clima laboral, y de la matriz de riesgo y salud en el trabajo con seguimiento por KPI.</w:t>
+        <w:t>Diseñé e implementé el Departamento de Bienestar Social de una organización con más de 200 colaboradores, administrando el Seguro Complementario de Salud, las licencias médicas y las cargas familiares. Luego lideré la gestión de personas y bienestar en la consultora minera Bmining, a cargo de programas, convenios, capacitación y clima laboral, y de la matriz de riesgo y salud en el trabajo con seguimiento por KPI.</w:t>
       </w:r>
     </w:p>
     <w:p>
@@ -1127,7 +1127,7 @@
           <w:color w:val="0D0D0D"/>
           <w:sz w:val="19"/>
         </w:rPr>
-        <w:t>Creé el departamento desde cero</w:t>
+        <w:t>Diseñé e implementé el departamento desde su origen</w:t>
       </w:r>
       <w:r>
         <w:rPr>
@@ -1135,7 +1135,7 @@
           <w:b w:val="0"/>
           <w:sz w:val="19"/>
         </w:rPr>
-        <w:t xml:space="preserve"> para una dotación de más de 200 colaboradores, definiendo la planificación de actividades y beneficios.</w:t>
+        <w:t>, para una dotación de más de 200 colaboradores, definiendo la planificación de actividades y beneficios.</w:t>
       </w:r>
     </w:p>
     <w:p>

--- a/cv-trabajador-social-uc/CV_Jeniffer_Mieres_01_Minimal.docx
+++ b/cv-trabajador-social-uc/CV_Jeniffer_Mieres_01_Minimal.docx
@@ -10,6 +10,7 @@
         <w:rPr>
           <w:rFonts w:ascii="Calibri" w:hAnsi="Calibri" w:eastAsia="Calibri" w:cs="Calibri"/>
           <w:b/>
+          <w:i w:val="0"/>
           <w:color w:val="0D0D0D"/>
           <w:sz w:val="50"/>
           <w:spacing w:val="-4"/>
@@ -25,6 +26,7 @@
         <w:rPr>
           <w:rFonts w:ascii="Calibri" w:hAnsi="Calibri" w:eastAsia="Calibri" w:cs="Calibri"/>
           <w:b w:val="0"/>
+          <w:i w:val="0"/>
           <w:color w:val="767B80"/>
           <w:sz w:val="16"/>
           <w:spacing w:val="34"/>
@@ -46,6 +48,7 @@
         <w:rPr>
           <w:rFonts w:ascii="Calibri" w:hAnsi="Calibri" w:eastAsia="Calibri" w:cs="Calibri"/>
           <w:b w:val="0"/>
+          <w:i w:val="0"/>
           <w:color w:val="3A3E42"/>
           <w:sz w:val="18"/>
         </w:rPr>
@@ -55,6 +58,7 @@
         <w:rPr>
           <w:rFonts w:ascii="Calibri" w:hAnsi="Calibri" w:eastAsia="Calibri" w:cs="Calibri"/>
           <w:b w:val="0"/>
+          <w:i w:val="0"/>
           <w:color w:val="767B80"/>
           <w:sz w:val="18"/>
         </w:rPr>
@@ -74,6 +78,7 @@
         <w:rPr>
           <w:rFonts w:ascii="Calibri" w:hAnsi="Calibri" w:eastAsia="Calibri" w:cs="Calibri"/>
           <w:b w:val="0"/>
+          <w:i w:val="0"/>
           <w:sz w:val="4"/>
         </w:rPr>
       </w:r>
@@ -87,6 +92,7 @@
         <w:rPr>
           <w:rFonts w:ascii="Calibri" w:hAnsi="Calibri" w:eastAsia="Calibri" w:cs="Calibri"/>
           <w:b/>
+          <w:i w:val="0"/>
           <w:color w:val="0D0D0D"/>
           <w:sz w:val="16"/>
           <w:spacing w:val="38"/>
@@ -103,6 +109,7 @@
         <w:rPr>
           <w:rFonts w:ascii="Calibri" w:hAnsi="Calibri" w:eastAsia="Calibri" w:cs="Calibri"/>
           <w:b w:val="0"/>
+          <w:i w:val="0"/>
           <w:sz w:val="18"/>
         </w:rPr>
         <w:t>Trabajadora Social titulada con distinción y más de 9 años de experiencia en bienestar laboral, gestión de beneficios, evaluación socioeconómica y acompañamiento social.</w:t>
@@ -117,6 +124,7 @@
         <w:rPr>
           <w:rFonts w:ascii="Calibri" w:hAnsi="Calibri" w:eastAsia="Calibri" w:cs="Calibri"/>
           <w:b w:val="0"/>
+          <w:i w:val="0"/>
           <w:sz w:val="18"/>
         </w:rPr>
         <w:t>Diseñé e implementé el Departamento de Bienestar Social de una organización con más de 200 colaboradores, administrando el Seguro Complementario de Salud, las licencias médicas y las cargas familiares. Luego lideré la gestión de personas y bienestar en la consultora minera Bmining, a cargo de programas, convenios, capacitación y clima laboral, y de la matriz de riesgo y salud en el trabajo con seguimiento por KPI.</w:t>
@@ -131,6 +139,7 @@
         <w:rPr>
           <w:rFonts w:ascii="Calibri" w:hAnsi="Calibri" w:eastAsia="Calibri" w:cs="Calibri"/>
           <w:b w:val="0"/>
+          <w:i w:val="0"/>
           <w:sz w:val="18"/>
         </w:rPr>
         <w:t>Hoy, en la Universidad de Santiago de Chile, realizo evaluaciones socioeconómicas, gestiono beneficios ministeriales e internos y acompaño casos que requieren articular áreas internas con redes de apoyo. Sumo además una mirada de proceso: fui auditora interna del Sistema de Gestión Integrado (ISO 9001, 14001 y 45001).</w:t>
@@ -148,6 +157,7 @@
         <w:rPr>
           <w:rFonts w:ascii="Calibri" w:hAnsi="Calibri" w:eastAsia="Calibri" w:cs="Calibri"/>
           <w:b w:val="0"/>
+          <w:i w:val="0"/>
           <w:sz w:val="4"/>
         </w:rPr>
       </w:r>
@@ -161,6 +171,7 @@
         <w:rPr>
           <w:rFonts w:ascii="Calibri" w:hAnsi="Calibri" w:eastAsia="Calibri" w:cs="Calibri"/>
           <w:b/>
+          <w:i w:val="0"/>
           <w:color w:val="0D0D0D"/>
           <w:sz w:val="16"/>
           <w:spacing w:val="38"/>
@@ -177,6 +188,7 @@
         <w:rPr>
           <w:rFonts w:ascii="Calibri" w:hAnsi="Calibri" w:eastAsia="Calibri" w:cs="Calibri"/>
           <w:b w:val="0"/>
+          <w:i w:val="0"/>
           <w:sz w:val="18"/>
         </w:rPr>
         <w:t>Creación, implementación y evaluación de programas de bienestar</w:t>
@@ -185,6 +197,7 @@
         <w:rPr>
           <w:rFonts w:ascii="Calibri" w:hAnsi="Calibri" w:eastAsia="Calibri" w:cs="Calibri"/>
           <w:b w:val="0"/>
+          <w:i w:val="0"/>
           <w:color w:val="B0B4B8"/>
           <w:sz w:val="18"/>
         </w:rPr>
@@ -194,6 +207,7 @@
         <w:rPr>
           <w:rFonts w:ascii="Calibri" w:hAnsi="Calibri" w:eastAsia="Calibri" w:cs="Calibri"/>
           <w:b w:val="0"/>
+          <w:i w:val="0"/>
           <w:sz w:val="18"/>
         </w:rPr>
         <w:t>Gestión de beneficios internos y externos</w:t>
@@ -202,6 +216,7 @@
         <w:rPr>
           <w:rFonts w:ascii="Calibri" w:hAnsi="Calibri" w:eastAsia="Calibri" w:cs="Calibri"/>
           <w:b w:val="0"/>
+          <w:i w:val="0"/>
           <w:color w:val="B0B4B8"/>
           <w:sz w:val="18"/>
         </w:rPr>
@@ -211,6 +226,7 @@
         <w:rPr>
           <w:rFonts w:ascii="Calibri" w:hAnsi="Calibri" w:eastAsia="Calibri" w:cs="Calibri"/>
           <w:b w:val="0"/>
+          <w:i w:val="0"/>
           <w:sz w:val="18"/>
         </w:rPr>
         <w:t>Evaluación socioeconómica e informes sociales</w:t>
@@ -219,6 +235,7 @@
         <w:rPr>
           <w:rFonts w:ascii="Calibri" w:hAnsi="Calibri" w:eastAsia="Calibri" w:cs="Calibri"/>
           <w:b w:val="0"/>
+          <w:i w:val="0"/>
           <w:color w:val="B0B4B8"/>
           <w:sz w:val="18"/>
         </w:rPr>
@@ -228,6 +245,7 @@
         <w:rPr>
           <w:rFonts w:ascii="Calibri" w:hAnsi="Calibri" w:eastAsia="Calibri" w:cs="Calibri"/>
           <w:b w:val="0"/>
+          <w:i w:val="0"/>
           <w:sz w:val="18"/>
         </w:rPr>
         <w:t>Seguro Complementario de Salud</w:t>
@@ -236,6 +254,7 @@
         <w:rPr>
           <w:rFonts w:ascii="Calibri" w:hAnsi="Calibri" w:eastAsia="Calibri" w:cs="Calibri"/>
           <w:b w:val="0"/>
+          <w:i w:val="0"/>
           <w:color w:val="B0B4B8"/>
           <w:sz w:val="18"/>
         </w:rPr>
@@ -245,6 +264,7 @@
         <w:rPr>
           <w:rFonts w:ascii="Calibri" w:hAnsi="Calibri" w:eastAsia="Calibri" w:cs="Calibri"/>
           <w:b w:val="0"/>
+          <w:i w:val="0"/>
           <w:sz w:val="18"/>
         </w:rPr>
         <w:t>Licencias médicas y cargas familiares</w:t>
@@ -253,6 +273,7 @@
         <w:rPr>
           <w:rFonts w:ascii="Calibri" w:hAnsi="Calibri" w:eastAsia="Calibri" w:cs="Calibri"/>
           <w:b w:val="0"/>
+          <w:i w:val="0"/>
           <w:color w:val="B0B4B8"/>
           <w:sz w:val="18"/>
         </w:rPr>
@@ -262,6 +283,7 @@
         <w:rPr>
           <w:rFonts w:ascii="Calibri" w:hAnsi="Calibri" w:eastAsia="Calibri" w:cs="Calibri"/>
           <w:b w:val="0"/>
+          <w:i w:val="0"/>
           <w:sz w:val="18"/>
         </w:rPr>
         <w:t>Convenios institucionales y gestión de proveedores</w:t>
@@ -270,6 +292,7 @@
         <w:rPr>
           <w:rFonts w:ascii="Calibri" w:hAnsi="Calibri" w:eastAsia="Calibri" w:cs="Calibri"/>
           <w:b w:val="0"/>
+          <w:i w:val="0"/>
           <w:color w:val="B0B4B8"/>
           <w:sz w:val="18"/>
         </w:rPr>
@@ -279,6 +302,7 @@
         <w:rPr>
           <w:rFonts w:ascii="Calibri" w:hAnsi="Calibri" w:eastAsia="Calibri" w:cs="Calibri"/>
           <w:b w:val="0"/>
+          <w:i w:val="0"/>
           <w:sz w:val="18"/>
         </w:rPr>
         <w:t>Orientación en salud y vivienda</w:t>
@@ -287,6 +311,7 @@
         <w:rPr>
           <w:rFonts w:ascii="Calibri" w:hAnsi="Calibri" w:eastAsia="Calibri" w:cs="Calibri"/>
           <w:b w:val="0"/>
+          <w:i w:val="0"/>
           <w:color w:val="B0B4B8"/>
           <w:sz w:val="18"/>
         </w:rPr>
@@ -296,6 +321,7 @@
         <w:rPr>
           <w:rFonts w:ascii="Calibri" w:hAnsi="Calibri" w:eastAsia="Calibri" w:cs="Calibri"/>
           <w:b w:val="0"/>
+          <w:i w:val="0"/>
           <w:sz w:val="18"/>
         </w:rPr>
         <w:t>Coordinación de actividades y eventos</w:t>
@@ -304,6 +330,7 @@
         <w:rPr>
           <w:rFonts w:ascii="Calibri" w:hAnsi="Calibri" w:eastAsia="Calibri" w:cs="Calibri"/>
           <w:b w:val="0"/>
+          <w:i w:val="0"/>
           <w:color w:val="B0B4B8"/>
           <w:sz w:val="18"/>
         </w:rPr>
@@ -313,6 +340,7 @@
         <w:rPr>
           <w:rFonts w:ascii="Calibri" w:hAnsi="Calibri" w:eastAsia="Calibri" w:cs="Calibri"/>
           <w:b w:val="0"/>
+          <w:i w:val="0"/>
           <w:sz w:val="18"/>
         </w:rPr>
         <w:t>Diseño y facilitación de talleres y capacitaciones</w:t>
@@ -321,6 +349,7 @@
         <w:rPr>
           <w:rFonts w:ascii="Calibri" w:hAnsi="Calibri" w:eastAsia="Calibri" w:cs="Calibri"/>
           <w:b w:val="0"/>
+          <w:i w:val="0"/>
           <w:color w:val="B0B4B8"/>
           <w:sz w:val="18"/>
         </w:rPr>
@@ -330,6 +359,7 @@
         <w:rPr>
           <w:rFonts w:ascii="Calibri" w:hAnsi="Calibri" w:eastAsia="Calibri" w:cs="Calibri"/>
           <w:b w:val="0"/>
+          <w:i w:val="0"/>
           <w:sz w:val="18"/>
         </w:rPr>
         <w:t>Diversidad e inclusión</w:t>
@@ -347,6 +377,7 @@
         <w:rPr>
           <w:rFonts w:ascii="Calibri" w:hAnsi="Calibri" w:eastAsia="Calibri" w:cs="Calibri"/>
           <w:b w:val="0"/>
+          <w:i w:val="0"/>
           <w:sz w:val="4"/>
         </w:rPr>
       </w:r>
@@ -360,6 +391,7 @@
         <w:rPr>
           <w:rFonts w:ascii="Calibri" w:hAnsi="Calibri" w:eastAsia="Calibri" w:cs="Calibri"/>
           <w:b/>
+          <w:i w:val="0"/>
           <w:color w:val="0D0D0D"/>
           <w:sz w:val="16"/>
           <w:spacing w:val="38"/>
@@ -380,6 +412,7 @@
         <w:rPr>
           <w:rFonts w:ascii="Calibri" w:hAnsi="Calibri" w:eastAsia="Calibri" w:cs="Calibri"/>
           <w:b/>
+          <w:i w:val="0"/>
           <w:color w:val="0D0D0D"/>
           <w:sz w:val="21"/>
         </w:rPr>
@@ -389,9 +422,11 @@
         <w:rPr>
           <w:rFonts w:ascii="Calibri" w:hAnsi="Calibri" w:eastAsia="Calibri" w:cs="Calibri"/>
           <w:b w:val="0"/>
+          <w:i w:val="0"/>
           <w:color w:val="767B80"/>
-          <w:sz w:val="17"/>
-          <w:spacing w:val="16"/>
+          <w:sz w:val="14"/>
+          <w:caps w:val="1"/>
+          <w:spacing w:val="24"/>
         </w:rPr>
         <w:tab/>
         <w:t>Agosto 2023 – Actualidad</w:t>
@@ -407,6 +442,7 @@
         <w:rPr>
           <w:rFonts w:ascii="Calibri" w:hAnsi="Calibri" w:eastAsia="Calibri" w:cs="Calibri"/>
           <w:b w:val="0"/>
+          <w:i/>
           <w:color w:val="767B80"/>
           <w:sz w:val="18"/>
           <w:spacing w:val="8"/>
@@ -426,6 +462,7 @@
         <w:rPr>
           <w:rFonts w:ascii="Calibri" w:hAnsi="Calibri" w:eastAsia="Calibri" w:cs="Calibri"/>
           <w:b w:val="0"/>
+          <w:i w:val="0"/>
           <w:color w:val="B0B4B8"/>
           <w:sz w:val="18"/>
         </w:rPr>
@@ -438,6 +475,7 @@
         <w:rPr>
           <w:rFonts w:ascii="Calibri" w:hAnsi="Calibri" w:eastAsia="Calibri" w:cs="Calibri"/>
           <w:b w:val="0"/>
+          <w:i w:val="0"/>
           <w:sz w:val="19"/>
         </w:rPr>
         <w:t xml:space="preserve">Realizo la </w:t>
@@ -446,6 +484,7 @@
         <w:rPr>
           <w:rFonts w:ascii="Calibri" w:hAnsi="Calibri" w:eastAsia="Calibri" w:cs="Calibri"/>
           <w:b/>
+          <w:i w:val="0"/>
           <w:color w:val="0D0D0D"/>
           <w:sz w:val="19"/>
         </w:rPr>
@@ -455,6 +494,7 @@
         <w:rPr>
           <w:rFonts w:ascii="Calibri" w:hAnsi="Calibri" w:eastAsia="Calibri" w:cs="Calibri"/>
           <w:b w:val="0"/>
+          <w:i w:val="0"/>
           <w:sz w:val="19"/>
         </w:rPr>
         <w:t xml:space="preserve"> de cada caso, revisando antecedentes y acreditaciones en los sistemas del Ministerio de Educación para definir con autonomía qué apoyo corresponde.</w:t>
@@ -472,6 +512,7 @@
         <w:rPr>
           <w:rFonts w:ascii="Calibri" w:hAnsi="Calibri" w:eastAsia="Calibri" w:cs="Calibri"/>
           <w:b w:val="0"/>
+          <w:i w:val="0"/>
           <w:color w:val="B0B4B8"/>
           <w:sz w:val="18"/>
         </w:rPr>
@@ -484,6 +525,7 @@
         <w:rPr>
           <w:rFonts w:ascii="Calibri" w:hAnsi="Calibri" w:eastAsia="Calibri" w:cs="Calibri"/>
           <w:b w:val="0"/>
+          <w:i w:val="0"/>
           <w:sz w:val="19"/>
         </w:rPr>
         <w:t xml:space="preserve">Gestiono </w:t>
@@ -492,6 +534,7 @@
         <w:rPr>
           <w:rFonts w:ascii="Calibri" w:hAnsi="Calibri" w:eastAsia="Calibri" w:cs="Calibri"/>
           <w:b/>
+          <w:i w:val="0"/>
           <w:color w:val="0D0D0D"/>
           <w:sz w:val="19"/>
         </w:rPr>
@@ -501,6 +544,7 @@
         <w:rPr>
           <w:rFonts w:ascii="Calibri" w:hAnsi="Calibri" w:eastAsia="Calibri" w:cs="Calibri"/>
           <w:b w:val="0"/>
+          <w:i w:val="0"/>
           <w:sz w:val="19"/>
         </w:rPr>
         <w:t xml:space="preserve"> de principio a fin: verificación de requisitos, preselección, seguimiento y registro documental. Elaboro informes sociales y mantengo la trazabilidad de la cartera de casos a mi cargo.</w:t>
@@ -518,6 +562,7 @@
         <w:rPr>
           <w:rFonts w:ascii="Calibri" w:hAnsi="Calibri" w:eastAsia="Calibri" w:cs="Calibri"/>
           <w:b w:val="0"/>
+          <w:i w:val="0"/>
           <w:color w:val="B0B4B8"/>
           <w:sz w:val="18"/>
         </w:rPr>
@@ -530,6 +575,7 @@
         <w:rPr>
           <w:rFonts w:ascii="Calibri" w:hAnsi="Calibri" w:eastAsia="Calibri" w:cs="Calibri"/>
           <w:b w:val="0"/>
+          <w:i w:val="0"/>
           <w:sz w:val="19"/>
         </w:rPr>
         <w:t xml:space="preserve">Atiendo al estudiantado de manera permanente y entrego </w:t>
@@ -538,6 +584,7 @@
         <w:rPr>
           <w:rFonts w:ascii="Calibri" w:hAnsi="Calibri" w:eastAsia="Calibri" w:cs="Calibri"/>
           <w:b/>
+          <w:i w:val="0"/>
           <w:color w:val="0D0D0D"/>
           <w:sz w:val="19"/>
         </w:rPr>
@@ -547,6 +594,7 @@
         <w:rPr>
           <w:rFonts w:ascii="Calibri" w:hAnsi="Calibri" w:eastAsia="Calibri" w:cs="Calibri"/>
           <w:b w:val="0"/>
+          <w:i w:val="0"/>
           <w:sz w:val="19"/>
         </w:rPr>
         <w:t>, acompañándolo durante todo el proceso de postulación.</w:t>
@@ -564,6 +612,7 @@
         <w:rPr>
           <w:rFonts w:ascii="Calibri" w:hAnsi="Calibri" w:eastAsia="Calibri" w:cs="Calibri"/>
           <w:b w:val="0"/>
+          <w:i w:val="0"/>
           <w:color w:val="B0B4B8"/>
           <w:sz w:val="18"/>
         </w:rPr>
@@ -576,6 +625,7 @@
         <w:rPr>
           <w:rFonts w:ascii="Calibri" w:hAnsi="Calibri" w:eastAsia="Calibri" w:cs="Calibri"/>
           <w:b/>
+          <w:i w:val="0"/>
           <w:color w:val="0D0D0D"/>
           <w:sz w:val="19"/>
         </w:rPr>
@@ -585,6 +635,7 @@
         <w:rPr>
           <w:rFonts w:ascii="Calibri" w:hAnsi="Calibri" w:eastAsia="Calibri" w:cs="Calibri"/>
           <w:b w:val="0"/>
+          <w:i w:val="0"/>
           <w:sz w:val="19"/>
         </w:rPr>
         <w:t xml:space="preserve"> con áreas internas de la universidad y con redes de apoyo externas cuando la necesidad excede el ámbito académico.</w:t>
@@ -603,6 +654,7 @@
         <w:rPr>
           <w:rFonts w:ascii="Calibri" w:hAnsi="Calibri" w:eastAsia="Calibri" w:cs="Calibri"/>
           <w:b/>
+          <w:i w:val="0"/>
           <w:color w:val="0D0D0D"/>
           <w:sz w:val="21"/>
         </w:rPr>
@@ -612,9 +664,11 @@
         <w:rPr>
           <w:rFonts w:ascii="Calibri" w:hAnsi="Calibri" w:eastAsia="Calibri" w:cs="Calibri"/>
           <w:b w:val="0"/>
+          <w:i w:val="0"/>
           <w:color w:val="767B80"/>
-          <w:sz w:val="17"/>
-          <w:spacing w:val="16"/>
+          <w:sz w:val="14"/>
+          <w:caps w:val="1"/>
+          <w:spacing w:val="24"/>
         </w:rPr>
         <w:tab/>
         <w:t>Octubre 2018 – Febrero 2023</w:t>
@@ -630,6 +684,7 @@
         <w:rPr>
           <w:rFonts w:ascii="Calibri" w:hAnsi="Calibri" w:eastAsia="Calibri" w:cs="Calibri"/>
           <w:b w:val="0"/>
+          <w:i/>
           <w:color w:val="767B80"/>
           <w:sz w:val="18"/>
           <w:spacing w:val="8"/>
@@ -649,6 +704,7 @@
         <w:rPr>
           <w:rFonts w:ascii="Calibri" w:hAnsi="Calibri" w:eastAsia="Calibri" w:cs="Calibri"/>
           <w:b w:val="0"/>
+          <w:i w:val="0"/>
           <w:color w:val="B0B4B8"/>
           <w:sz w:val="18"/>
         </w:rPr>
@@ -661,6 +717,7 @@
         <w:rPr>
           <w:rFonts w:ascii="Calibri" w:hAnsi="Calibri" w:eastAsia="Calibri" w:cs="Calibri"/>
           <w:b w:val="0"/>
+          <w:i w:val="0"/>
           <w:sz w:val="19"/>
         </w:rPr>
         <w:t xml:space="preserve">Estuve a cargo de los </w:t>
@@ -669,6 +726,7 @@
         <w:rPr>
           <w:rFonts w:ascii="Calibri" w:hAnsi="Calibri" w:eastAsia="Calibri" w:cs="Calibri"/>
           <w:b/>
+          <w:i w:val="0"/>
           <w:color w:val="0D0D0D"/>
           <w:sz w:val="19"/>
         </w:rPr>
@@ -678,6 +736,7 @@
         <w:rPr>
           <w:rFonts w:ascii="Calibri" w:hAnsi="Calibri" w:eastAsia="Calibri" w:cs="Calibri"/>
           <w:b w:val="0"/>
+          <w:i w:val="0"/>
           <w:sz w:val="19"/>
         </w:rPr>
         <w:t xml:space="preserve"> de los colaboradores, desde la definición de la oferta hasta su implementación y seguimiento, con foco en el clima laboral y en el día a día de la empresa.</w:t>
@@ -695,6 +754,7 @@
         <w:rPr>
           <w:rFonts w:ascii="Calibri" w:hAnsi="Calibri" w:eastAsia="Calibri" w:cs="Calibri"/>
           <w:b w:val="0"/>
+          <w:i w:val="0"/>
           <w:color w:val="B0B4B8"/>
           <w:sz w:val="18"/>
         </w:rPr>
@@ -707,6 +767,7 @@
         <w:rPr>
           <w:rFonts w:ascii="Calibri" w:hAnsi="Calibri" w:eastAsia="Calibri" w:cs="Calibri"/>
           <w:b w:val="0"/>
+          <w:i w:val="0"/>
           <w:sz w:val="19"/>
         </w:rPr>
         <w:t xml:space="preserve">Gestioné </w:t>
@@ -715,6 +776,7 @@
         <w:rPr>
           <w:rFonts w:ascii="Calibri" w:hAnsi="Calibri" w:eastAsia="Calibri" w:cs="Calibri"/>
           <w:b/>
+          <w:i w:val="0"/>
           <w:color w:val="0D0D0D"/>
           <w:sz w:val="19"/>
         </w:rPr>
@@ -724,6 +786,7 @@
         <w:rPr>
           <w:rFonts w:ascii="Calibri" w:hAnsi="Calibri" w:eastAsia="Calibri" w:cs="Calibri"/>
           <w:b w:val="0"/>
+          <w:i w:val="0"/>
           <w:sz w:val="19"/>
         </w:rPr>
         <w:t>, administrando la relación con instituciones y proveedores externos.</w:t>
@@ -741,6 +804,7 @@
         <w:rPr>
           <w:rFonts w:ascii="Calibri" w:hAnsi="Calibri" w:eastAsia="Calibri" w:cs="Calibri"/>
           <w:b w:val="0"/>
+          <w:i w:val="0"/>
           <w:color w:val="B0B4B8"/>
           <w:sz w:val="18"/>
         </w:rPr>
@@ -753,6 +817,7 @@
         <w:rPr>
           <w:rFonts w:ascii="Calibri" w:hAnsi="Calibri" w:eastAsia="Calibri" w:cs="Calibri"/>
           <w:b w:val="0"/>
+          <w:i w:val="0"/>
           <w:sz w:val="19"/>
         </w:rPr>
         <w:t xml:space="preserve">Organicé </w:t>
@@ -761,6 +826,7 @@
         <w:rPr>
           <w:rFonts w:ascii="Calibri" w:hAnsi="Calibri" w:eastAsia="Calibri" w:cs="Calibri"/>
           <w:b/>
+          <w:i w:val="0"/>
           <w:color w:val="0D0D0D"/>
           <w:sz w:val="19"/>
         </w:rPr>
@@ -770,6 +836,7 @@
         <w:rPr>
           <w:rFonts w:ascii="Calibri" w:hAnsi="Calibri" w:eastAsia="Calibri" w:cs="Calibri"/>
           <w:b w:val="0"/>
+          <w:i w:val="0"/>
           <w:sz w:val="19"/>
         </w:rPr>
         <w:t>, articulando a las distintas áreas para asegurar convocatoria y buena ejecución.</w:t>
@@ -787,6 +854,7 @@
         <w:rPr>
           <w:rFonts w:ascii="Calibri" w:hAnsi="Calibri" w:eastAsia="Calibri" w:cs="Calibri"/>
           <w:b w:val="0"/>
+          <w:i w:val="0"/>
           <w:color w:val="B0B4B8"/>
           <w:sz w:val="18"/>
         </w:rPr>
@@ -799,6 +867,7 @@
         <w:rPr>
           <w:rFonts w:ascii="Calibri" w:hAnsi="Calibri" w:eastAsia="Calibri" w:cs="Calibri"/>
           <w:b w:val="0"/>
+          <w:i w:val="0"/>
           <w:sz w:val="19"/>
         </w:rPr>
         <w:t xml:space="preserve">Tuve a cargo la </w:t>
@@ -807,6 +876,7 @@
         <w:rPr>
           <w:rFonts w:ascii="Calibri" w:hAnsi="Calibri" w:eastAsia="Calibri" w:cs="Calibri"/>
           <w:b/>
+          <w:i w:val="0"/>
           <w:color w:val="0D0D0D"/>
           <w:sz w:val="19"/>
         </w:rPr>
@@ -816,6 +886,7 @@
         <w:rPr>
           <w:rFonts w:ascii="Calibri" w:hAnsi="Calibri" w:eastAsia="Calibri" w:cs="Calibri"/>
           <w:b w:val="0"/>
+          <w:i w:val="0"/>
           <w:sz w:val="19"/>
         </w:rPr>
         <w:t xml:space="preserve"> junto al prevencionista externo, con seguimiento por KPI para dar cumplimiento a la certificación.</w:t>
@@ -833,6 +904,7 @@
         <w:rPr>
           <w:rFonts w:ascii="Calibri" w:hAnsi="Calibri" w:eastAsia="Calibri" w:cs="Calibri"/>
           <w:b w:val="0"/>
+          <w:i w:val="0"/>
           <w:color w:val="B0B4B8"/>
           <w:sz w:val="18"/>
         </w:rPr>
@@ -845,6 +917,7 @@
         <w:rPr>
           <w:rFonts w:ascii="Calibri" w:hAnsi="Calibri" w:eastAsia="Calibri" w:cs="Calibri"/>
           <w:b w:val="0"/>
+          <w:i w:val="0"/>
           <w:sz w:val="19"/>
         </w:rPr>
         <w:t xml:space="preserve">Lideré el </w:t>
@@ -853,6 +926,7 @@
         <w:rPr>
           <w:rFonts w:ascii="Calibri" w:hAnsi="Calibri" w:eastAsia="Calibri" w:cs="Calibri"/>
           <w:b/>
+          <w:i w:val="0"/>
           <w:color w:val="0D0D0D"/>
           <w:sz w:val="19"/>
         </w:rPr>
@@ -862,6 +936,7 @@
         <w:rPr>
           <w:rFonts w:ascii="Calibri" w:hAnsi="Calibri" w:eastAsia="Calibri" w:cs="Calibri"/>
           <w:b w:val="0"/>
+          <w:i w:val="0"/>
           <w:sz w:val="19"/>
         </w:rPr>
         <w:t xml:space="preserve"> de la compañía.</w:t>
@@ -879,6 +954,7 @@
         <w:rPr>
           <w:rFonts w:ascii="Calibri" w:hAnsi="Calibri" w:eastAsia="Calibri" w:cs="Calibri"/>
           <w:b w:val="0"/>
+          <w:i w:val="0"/>
           <w:color w:val="B0B4B8"/>
           <w:sz w:val="18"/>
         </w:rPr>
@@ -891,6 +967,7 @@
         <w:rPr>
           <w:rFonts w:ascii="Calibri" w:hAnsi="Calibri" w:eastAsia="Calibri" w:cs="Calibri"/>
           <w:b w:val="0"/>
+          <w:i w:val="0"/>
           <w:sz w:val="19"/>
         </w:rPr>
         <w:t xml:space="preserve">Asumí durante un año el </w:t>
@@ -899,6 +976,7 @@
         <w:rPr>
           <w:rFonts w:ascii="Calibri" w:hAnsi="Calibri" w:eastAsia="Calibri" w:cs="Calibri"/>
           <w:b/>
+          <w:i w:val="0"/>
           <w:color w:val="0D0D0D"/>
           <w:sz w:val="19"/>
         </w:rPr>
@@ -908,6 +986,7 @@
         <w:rPr>
           <w:rFonts w:ascii="Calibri" w:hAnsi="Calibri" w:eastAsia="Calibri" w:cs="Calibri"/>
           <w:b w:val="0"/>
+          <w:i w:val="0"/>
           <w:sz w:val="19"/>
         </w:rPr>
         <w:t xml:space="preserve"> en las certificaciones ISO 9001:2015, ISO 14001:2015 e ISO 45001:2018 (Seguridad y Salud en el Trabajo).</w:t>
@@ -927,6 +1006,7 @@
         <w:rPr>
           <w:rFonts w:ascii="Calibri" w:hAnsi="Calibri" w:eastAsia="Calibri" w:cs="Calibri"/>
           <w:b/>
+          <w:i w:val="0"/>
           <w:color w:val="0D0D0D"/>
           <w:sz w:val="21"/>
         </w:rPr>
@@ -936,9 +1016,11 @@
         <w:rPr>
           <w:rFonts w:ascii="Calibri" w:hAnsi="Calibri" w:eastAsia="Calibri" w:cs="Calibri"/>
           <w:b w:val="0"/>
+          <w:i w:val="0"/>
           <w:color w:val="767B80"/>
-          <w:sz w:val="17"/>
-          <w:spacing w:val="16"/>
+          <w:sz w:val="14"/>
+          <w:caps w:val="1"/>
+          <w:spacing w:val="24"/>
         </w:rPr>
         <w:tab/>
         <w:t>Octubre 2017 – Septiembre 2018</w:t>
@@ -954,6 +1036,7 @@
         <w:rPr>
           <w:rFonts w:ascii="Calibri" w:hAnsi="Calibri" w:eastAsia="Calibri" w:cs="Calibri"/>
           <w:b w:val="0"/>
+          <w:i/>
           <w:color w:val="767B80"/>
           <w:sz w:val="18"/>
           <w:spacing w:val="8"/>
@@ -973,6 +1056,7 @@
         <w:rPr>
           <w:rFonts w:ascii="Calibri" w:hAnsi="Calibri" w:eastAsia="Calibri" w:cs="Calibri"/>
           <w:b w:val="0"/>
+          <w:i w:val="0"/>
           <w:color w:val="B0B4B8"/>
           <w:sz w:val="18"/>
         </w:rPr>
@@ -985,6 +1069,7 @@
         <w:rPr>
           <w:rFonts w:ascii="Calibri" w:hAnsi="Calibri" w:eastAsia="Calibri" w:cs="Calibri"/>
           <w:b w:val="0"/>
+          <w:i w:val="0"/>
           <w:sz w:val="19"/>
         </w:rPr>
         <w:t xml:space="preserve">Diseñé y dicté </w:t>
@@ -993,6 +1078,7 @@
         <w:rPr>
           <w:rFonts w:ascii="Calibri" w:hAnsi="Calibri" w:eastAsia="Calibri" w:cs="Calibri"/>
           <w:b/>
+          <w:i w:val="0"/>
           <w:color w:val="0D0D0D"/>
           <w:sz w:val="19"/>
         </w:rPr>
@@ -1002,6 +1088,7 @@
         <w:rPr>
           <w:rFonts w:ascii="Calibri" w:hAnsi="Calibri" w:eastAsia="Calibri" w:cs="Calibri"/>
           <w:b w:val="0"/>
+          <w:i w:val="0"/>
           <w:sz w:val="19"/>
         </w:rPr>
         <w:t xml:space="preserve"> para emprendedores, con metodologías prácticas y grupales, y acompañé la gestión de sus proyectos revisando con cada participante qué reforzar.</w:t>
@@ -1019,6 +1106,7 @@
         <w:rPr>
           <w:rFonts w:ascii="Calibri" w:hAnsi="Calibri" w:eastAsia="Calibri" w:cs="Calibri"/>
           <w:b w:val="0"/>
+          <w:i w:val="0"/>
           <w:color w:val="B0B4B8"/>
           <w:sz w:val="18"/>
         </w:rPr>
@@ -1031,6 +1119,7 @@
         <w:rPr>
           <w:rFonts w:ascii="Calibri" w:hAnsi="Calibri" w:eastAsia="Calibri" w:cs="Calibri"/>
           <w:b w:val="0"/>
+          <w:i w:val="0"/>
           <w:sz w:val="19"/>
         </w:rPr>
         <w:t xml:space="preserve">Orienté a los emprendedores en materia de </w:t>
@@ -1039,6 +1128,7 @@
         <w:rPr>
           <w:rFonts w:ascii="Calibri" w:hAnsi="Calibri" w:eastAsia="Calibri" w:cs="Calibri"/>
           <w:b/>
+          <w:i w:val="0"/>
           <w:color w:val="0D0D0D"/>
           <w:sz w:val="19"/>
         </w:rPr>
@@ -1048,6 +1138,7 @@
         <w:rPr>
           <w:rFonts w:ascii="Calibri" w:hAnsi="Calibri" w:eastAsia="Calibri" w:cs="Calibri"/>
           <w:b w:val="0"/>
+          <w:i w:val="0"/>
           <w:sz w:val="19"/>
         </w:rPr>
         <w:t>, articulando con las redes de la comuna, y los vinculé con recursos disponibles que muchas veces no sabían que tenían a su alcance.</w:t>
@@ -1066,6 +1157,7 @@
         <w:rPr>
           <w:rFonts w:ascii="Calibri" w:hAnsi="Calibri" w:eastAsia="Calibri" w:cs="Calibri"/>
           <w:b/>
+          <w:i w:val="0"/>
           <w:color w:val="0D0D0D"/>
           <w:sz w:val="21"/>
         </w:rPr>
@@ -1075,9 +1167,11 @@
         <w:rPr>
           <w:rFonts w:ascii="Calibri" w:hAnsi="Calibri" w:eastAsia="Calibri" w:cs="Calibri"/>
           <w:b w:val="0"/>
+          <w:i w:val="0"/>
           <w:color w:val="767B80"/>
-          <w:sz w:val="17"/>
-          <w:spacing w:val="16"/>
+          <w:sz w:val="14"/>
+          <w:caps w:val="1"/>
+          <w:spacing w:val="24"/>
         </w:rPr>
         <w:tab/>
         <w:t>Diciembre 2016 – Septiembre 2017</w:t>
@@ -1093,6 +1187,7 @@
         <w:rPr>
           <w:rFonts w:ascii="Calibri" w:hAnsi="Calibri" w:eastAsia="Calibri" w:cs="Calibri"/>
           <w:b w:val="0"/>
+          <w:i/>
           <w:color w:val="767B80"/>
           <w:sz w:val="18"/>
           <w:spacing w:val="8"/>
@@ -1112,6 +1207,7 @@
         <w:rPr>
           <w:rFonts w:ascii="Calibri" w:hAnsi="Calibri" w:eastAsia="Calibri" w:cs="Calibri"/>
           <w:b w:val="0"/>
+          <w:i w:val="0"/>
           <w:color w:val="B0B4B8"/>
           <w:sz w:val="18"/>
         </w:rPr>
@@ -1124,6 +1220,7 @@
         <w:rPr>
           <w:rFonts w:ascii="Calibri" w:hAnsi="Calibri" w:eastAsia="Calibri" w:cs="Calibri"/>
           <w:b/>
+          <w:i w:val="0"/>
           <w:color w:val="0D0D0D"/>
           <w:sz w:val="19"/>
         </w:rPr>
@@ -1133,6 +1230,7 @@
         <w:rPr>
           <w:rFonts w:ascii="Calibri" w:hAnsi="Calibri" w:eastAsia="Calibri" w:cs="Calibri"/>
           <w:b w:val="0"/>
+          <w:i w:val="0"/>
           <w:sz w:val="19"/>
         </w:rPr>
         <w:t>, para una dotación de más de 200 colaboradores, definiendo la planificación de actividades y beneficios.</w:t>
@@ -1150,6 +1248,7 @@
         <w:rPr>
           <w:rFonts w:ascii="Calibri" w:hAnsi="Calibri" w:eastAsia="Calibri" w:cs="Calibri"/>
           <w:b w:val="0"/>
+          <w:i w:val="0"/>
           <w:color w:val="B0B4B8"/>
           <w:sz w:val="18"/>
         </w:rPr>
@@ -1162,6 +1261,7 @@
         <w:rPr>
           <w:rFonts w:ascii="Calibri" w:hAnsi="Calibri" w:eastAsia="Calibri" w:cs="Calibri"/>
           <w:b w:val="0"/>
+          <w:i w:val="0"/>
           <w:sz w:val="19"/>
         </w:rPr>
         <w:t xml:space="preserve">Administré el </w:t>
@@ -1170,6 +1270,7 @@
         <w:rPr>
           <w:rFonts w:ascii="Calibri" w:hAnsi="Calibri" w:eastAsia="Calibri" w:cs="Calibri"/>
           <w:b/>
+          <w:i w:val="0"/>
           <w:color w:val="0D0D0D"/>
           <w:sz w:val="19"/>
         </w:rPr>
@@ -1179,6 +1280,7 @@
         <w:rPr>
           <w:rFonts w:ascii="Calibri" w:hAnsi="Calibri" w:eastAsia="Calibri" w:cs="Calibri"/>
           <w:b w:val="0"/>
+          <w:i w:val="0"/>
           <w:sz w:val="19"/>
         </w:rPr>
         <w:t xml:space="preserve"> de la dotación, apoyando a los trabajadores en el acceso, uso y tramitación de reembolsos.</w:t>
@@ -1196,6 +1298,7 @@
         <w:rPr>
           <w:rFonts w:ascii="Calibri" w:hAnsi="Calibri" w:eastAsia="Calibri" w:cs="Calibri"/>
           <w:b w:val="0"/>
+          <w:i w:val="0"/>
           <w:color w:val="B0B4B8"/>
           <w:sz w:val="18"/>
         </w:rPr>
@@ -1208,6 +1311,7 @@
         <w:rPr>
           <w:rFonts w:ascii="Calibri" w:hAnsi="Calibri" w:eastAsia="Calibri" w:cs="Calibri"/>
           <w:b w:val="0"/>
+          <w:i w:val="0"/>
           <w:sz w:val="19"/>
         </w:rPr>
         <w:t xml:space="preserve">Gestioné </w:t>
@@ -1216,6 +1320,7 @@
         <w:rPr>
           <w:rFonts w:ascii="Calibri" w:hAnsi="Calibri" w:eastAsia="Calibri" w:cs="Calibri"/>
           <w:b/>
+          <w:i w:val="0"/>
           <w:color w:val="0D0D0D"/>
           <w:sz w:val="19"/>
         </w:rPr>
@@ -1225,6 +1330,7 @@
         <w:rPr>
           <w:rFonts w:ascii="Calibri" w:hAnsi="Calibri" w:eastAsia="Calibri" w:cs="Calibri"/>
           <w:b w:val="0"/>
+          <w:i w:val="0"/>
           <w:sz w:val="19"/>
         </w:rPr>
         <w:t xml:space="preserve"> y la incorporación de cargas familiares de los trabajadores.</w:t>
@@ -1242,6 +1348,7 @@
         <w:rPr>
           <w:rFonts w:ascii="Calibri" w:hAnsi="Calibri" w:eastAsia="Calibri" w:cs="Calibri"/>
           <w:b w:val="0"/>
+          <w:i w:val="0"/>
           <w:color w:val="B0B4B8"/>
           <w:sz w:val="18"/>
         </w:rPr>
@@ -1254,6 +1361,7 @@
         <w:rPr>
           <w:rFonts w:ascii="Calibri" w:hAnsi="Calibri" w:eastAsia="Calibri" w:cs="Calibri"/>
           <w:b w:val="0"/>
+          <w:i w:val="0"/>
           <w:sz w:val="19"/>
         </w:rPr>
         <w:t xml:space="preserve">Realicé </w:t>
@@ -1262,6 +1370,7 @@
         <w:rPr>
           <w:rFonts w:ascii="Calibri" w:hAnsi="Calibri" w:eastAsia="Calibri" w:cs="Calibri"/>
           <w:b/>
+          <w:i w:val="0"/>
           <w:color w:val="0D0D0D"/>
           <w:sz w:val="19"/>
         </w:rPr>
@@ -1271,6 +1380,7 @@
         <w:rPr>
           <w:rFonts w:ascii="Calibri" w:hAnsi="Calibri" w:eastAsia="Calibri" w:cs="Calibri"/>
           <w:b w:val="0"/>
+          <w:i w:val="0"/>
           <w:sz w:val="19"/>
         </w:rPr>
         <w:t>, atendiendo en terreno las necesidades de beneficios internos y externos, principalmente en vivienda y salud.</w:t>
@@ -1288,6 +1398,7 @@
         <w:rPr>
           <w:rFonts w:ascii="Calibri" w:hAnsi="Calibri" w:eastAsia="Calibri" w:cs="Calibri"/>
           <w:b w:val="0"/>
+          <w:i w:val="0"/>
           <w:sz w:val="4"/>
         </w:rPr>
       </w:r>
@@ -1301,6 +1412,7 @@
         <w:rPr>
           <w:rFonts w:ascii="Calibri" w:hAnsi="Calibri" w:eastAsia="Calibri" w:cs="Calibri"/>
           <w:b/>
+          <w:i w:val="0"/>
           <w:color w:val="0D0D0D"/>
           <w:sz w:val="16"/>
           <w:spacing w:val="38"/>
@@ -1321,6 +1433,7 @@
         <w:rPr>
           <w:rFonts w:ascii="Calibri" w:hAnsi="Calibri" w:eastAsia="Calibri" w:cs="Calibri"/>
           <w:b/>
+          <w:i w:val="0"/>
           <w:color w:val="0D0D0D"/>
           <w:sz w:val="19"/>
         </w:rPr>
@@ -1330,9 +1443,11 @@
         <w:rPr>
           <w:rFonts w:ascii="Calibri" w:hAnsi="Calibri" w:eastAsia="Calibri" w:cs="Calibri"/>
           <w:b w:val="0"/>
+          <w:i w:val="0"/>
           <w:color w:val="767B80"/>
-          <w:sz w:val="17"/>
-          <w:spacing w:val="16"/>
+          <w:sz w:val="14"/>
+          <w:caps w:val="1"/>
+          <w:spacing w:val="24"/>
         </w:rPr>
         <w:tab/>
         <w:t>En curso</w:t>
@@ -1348,6 +1463,7 @@
         <w:rPr>
           <w:rFonts w:ascii="Calibri" w:hAnsi="Calibri" w:eastAsia="Calibri" w:cs="Calibri"/>
           <w:b w:val="0"/>
+          <w:i w:val="0"/>
           <w:color w:val="767B80"/>
           <w:sz w:val="18"/>
         </w:rPr>
@@ -1367,6 +1483,7 @@
         <w:rPr>
           <w:rFonts w:ascii="Calibri" w:hAnsi="Calibri" w:eastAsia="Calibri" w:cs="Calibri"/>
           <w:b/>
+          <w:i w:val="0"/>
           <w:color w:val="0D0D0D"/>
           <w:sz w:val="19"/>
         </w:rPr>
@@ -1376,9 +1493,11 @@
         <w:rPr>
           <w:rFonts w:ascii="Calibri" w:hAnsi="Calibri" w:eastAsia="Calibri" w:cs="Calibri"/>
           <w:b w:val="0"/>
+          <w:i w:val="0"/>
           <w:color w:val="767B80"/>
-          <w:sz w:val="17"/>
-          <w:spacing w:val="16"/>
+          <w:sz w:val="14"/>
+          <w:caps w:val="1"/>
+          <w:spacing w:val="24"/>
         </w:rPr>
         <w:tab/>
         <w:t>2016</w:t>
@@ -1394,6 +1513,7 @@
         <w:rPr>
           <w:rFonts w:ascii="Calibri" w:hAnsi="Calibri" w:eastAsia="Calibri" w:cs="Calibri"/>
           <w:b w:val="0"/>
+          <w:i w:val="0"/>
           <w:color w:val="767B80"/>
           <w:sz w:val="18"/>
         </w:rPr>
@@ -1413,6 +1533,7 @@
         <w:rPr>
           <w:rFonts w:ascii="Calibri" w:hAnsi="Calibri" w:eastAsia="Calibri" w:cs="Calibri"/>
           <w:b/>
+          <w:i w:val="0"/>
           <w:color w:val="0D0D0D"/>
           <w:sz w:val="19"/>
         </w:rPr>
@@ -1422,9 +1543,11 @@
         <w:rPr>
           <w:rFonts w:ascii="Calibri" w:hAnsi="Calibri" w:eastAsia="Calibri" w:cs="Calibri"/>
           <w:b w:val="0"/>
+          <w:i w:val="0"/>
           <w:color w:val="767B80"/>
-          <w:sz w:val="17"/>
-          <w:spacing w:val="16"/>
+          <w:sz w:val="14"/>
+          <w:caps w:val="1"/>
+          <w:spacing w:val="24"/>
         </w:rPr>
         <w:tab/>
         <w:t>2012</w:t>
@@ -1440,6 +1563,7 @@
         <w:rPr>
           <w:rFonts w:ascii="Calibri" w:hAnsi="Calibri" w:eastAsia="Calibri" w:cs="Calibri"/>
           <w:b w:val="0"/>
+          <w:i w:val="0"/>
           <w:color w:val="767B80"/>
           <w:sz w:val="18"/>
         </w:rPr>
@@ -1458,6 +1582,7 @@
         <w:rPr>
           <w:rFonts w:ascii="Calibri" w:hAnsi="Calibri" w:eastAsia="Calibri" w:cs="Calibri"/>
           <w:b w:val="0"/>
+          <w:i w:val="0"/>
           <w:sz w:val="4"/>
         </w:rPr>
       </w:r>
@@ -1471,6 +1596,7 @@
         <w:rPr>
           <w:rFonts w:ascii="Calibri" w:hAnsi="Calibri" w:eastAsia="Calibri" w:cs="Calibri"/>
           <w:b/>
+          <w:i w:val="0"/>
           <w:color w:val="0D0D0D"/>
           <w:sz w:val="16"/>
           <w:spacing w:val="38"/>
@@ -1488,6 +1614,7 @@
         <w:rPr>
           <w:rFonts w:ascii="Calibri" w:hAnsi="Calibri" w:eastAsia="Calibri" w:cs="Calibri"/>
           <w:b w:val="0"/>
+          <w:i w:val="0"/>
           <w:color w:val="B0B4B8"/>
           <w:sz w:val="18"/>
         </w:rPr>
@@ -1500,6 +1627,7 @@
         <w:rPr>
           <w:rFonts w:ascii="Calibri" w:hAnsi="Calibri" w:eastAsia="Calibri" w:cs="Calibri"/>
           <w:b/>
+          <w:i w:val="0"/>
           <w:color w:val="0D0D0D"/>
           <w:sz w:val="19"/>
         </w:rPr>
@@ -1509,6 +1637,7 @@
         <w:rPr>
           <w:rFonts w:ascii="Calibri" w:hAnsi="Calibri" w:eastAsia="Calibri" w:cs="Calibri"/>
           <w:b w:val="0"/>
+          <w:i w:val="0"/>
           <w:sz w:val="19"/>
         </w:rPr>
         <w:t xml:space="preserve"> — agentes comunitarios en prevención del suicidio (2026).</w:t>
@@ -1524,6 +1653,7 @@
         <w:rPr>
           <w:rFonts w:ascii="Calibri" w:hAnsi="Calibri" w:eastAsia="Calibri" w:cs="Calibri"/>
           <w:b w:val="0"/>
+          <w:i w:val="0"/>
           <w:color w:val="B0B4B8"/>
           <w:sz w:val="18"/>
         </w:rPr>
@@ -1536,6 +1666,7 @@
         <w:rPr>
           <w:rFonts w:ascii="Calibri" w:hAnsi="Calibri" w:eastAsia="Calibri" w:cs="Calibri"/>
           <w:b/>
+          <w:i w:val="0"/>
           <w:color w:val="0D0D0D"/>
           <w:sz w:val="19"/>
         </w:rPr>
@@ -1545,6 +1676,7 @@
         <w:rPr>
           <w:rFonts w:ascii="Calibri" w:hAnsi="Calibri" w:eastAsia="Calibri" w:cs="Calibri"/>
           <w:b w:val="0"/>
+          <w:i w:val="0"/>
           <w:sz w:val="19"/>
         </w:rPr>
         <w:t xml:space="preserve"> — TÜV Rheinland (2019).</w:t>
@@ -1560,6 +1692,7 @@
         <w:rPr>
           <w:rFonts w:ascii="Calibri" w:hAnsi="Calibri" w:eastAsia="Calibri" w:cs="Calibri"/>
           <w:b w:val="0"/>
+          <w:i w:val="0"/>
           <w:color w:val="B0B4B8"/>
           <w:sz w:val="18"/>
         </w:rPr>
@@ -1572,6 +1705,7 @@
         <w:rPr>
           <w:rFonts w:ascii="Calibri" w:hAnsi="Calibri" w:eastAsia="Calibri" w:cs="Calibri"/>
           <w:b/>
+          <w:i w:val="0"/>
           <w:color w:val="0D0D0D"/>
           <w:sz w:val="19"/>
         </w:rPr>
@@ -1581,6 +1715,7 @@
         <w:rPr>
           <w:rFonts w:ascii="Calibri" w:hAnsi="Calibri" w:eastAsia="Calibri" w:cs="Calibri"/>
           <w:b w:val="0"/>
+          <w:i w:val="0"/>
           <w:sz w:val="19"/>
         </w:rPr>
         <w:t xml:space="preserve"> — Bicentenario OTEC (2021).</w:t>
@@ -1598,6 +1733,7 @@
         <w:rPr>
           <w:rFonts w:ascii="Calibri" w:hAnsi="Calibri" w:eastAsia="Calibri" w:cs="Calibri"/>
           <w:b w:val="0"/>
+          <w:i w:val="0"/>
           <w:sz w:val="4"/>
         </w:rPr>
       </w:r>
@@ -1611,6 +1747,7 @@
         <w:rPr>
           <w:rFonts w:ascii="Calibri" w:hAnsi="Calibri" w:eastAsia="Calibri" w:cs="Calibri"/>
           <w:b/>
+          <w:i w:val="0"/>
           <w:color w:val="0D0D0D"/>
           <w:sz w:val="16"/>
           <w:spacing w:val="38"/>
@@ -1627,6 +1764,7 @@
         <w:rPr>
           <w:rFonts w:ascii="Calibri" w:hAnsi="Calibri" w:eastAsia="Calibri" w:cs="Calibri"/>
           <w:b w:val="0"/>
+          <w:i w:val="0"/>
           <w:sz w:val="18"/>
         </w:rPr>
         <w:t>Vocación y orientación al servicio</w:t>
@@ -1635,6 +1773,7 @@
         <w:rPr>
           <w:rFonts w:ascii="Calibri" w:hAnsi="Calibri" w:eastAsia="Calibri" w:cs="Calibri"/>
           <w:b w:val="0"/>
+          <w:i w:val="0"/>
           <w:color w:val="B0B4B8"/>
           <w:sz w:val="18"/>
         </w:rPr>
@@ -1644,6 +1783,7 @@
         <w:rPr>
           <w:rFonts w:ascii="Calibri" w:hAnsi="Calibri" w:eastAsia="Calibri" w:cs="Calibri"/>
           <w:b w:val="0"/>
+          <w:i w:val="0"/>
           <w:sz w:val="18"/>
         </w:rPr>
         <w:t>Excelente trato al usuario y altos estándares de calidad de atención</w:t>
@@ -1652,6 +1792,7 @@
         <w:rPr>
           <w:rFonts w:ascii="Calibri" w:hAnsi="Calibri" w:eastAsia="Calibri" w:cs="Calibri"/>
           <w:b w:val="0"/>
+          <w:i w:val="0"/>
           <w:color w:val="B0B4B8"/>
           <w:sz w:val="18"/>
         </w:rPr>
@@ -1661,6 +1802,7 @@
         <w:rPr>
           <w:rFonts w:ascii="Calibri" w:hAnsi="Calibri" w:eastAsia="Calibri" w:cs="Calibri"/>
           <w:b w:val="0"/>
+          <w:i w:val="0"/>
           <w:sz w:val="18"/>
         </w:rPr>
         <w:t>Comunicación efectiva</w:t>
@@ -1669,6 +1811,7 @@
         <w:rPr>
           <w:rFonts w:ascii="Calibri" w:hAnsi="Calibri" w:eastAsia="Calibri" w:cs="Calibri"/>
           <w:b w:val="0"/>
+          <w:i w:val="0"/>
           <w:color w:val="B0B4B8"/>
           <w:sz w:val="18"/>
         </w:rPr>
@@ -1678,6 +1821,7 @@
         <w:rPr>
           <w:rFonts w:ascii="Calibri" w:hAnsi="Calibri" w:eastAsia="Calibri" w:cs="Calibri"/>
           <w:b w:val="0"/>
+          <w:i w:val="0"/>
           <w:sz w:val="18"/>
         </w:rPr>
         <w:t>Trabajo en equipo y coordinación transversal con múltiples unidades</w:t>
@@ -1686,6 +1830,7 @@
         <w:rPr>
           <w:rFonts w:ascii="Calibri" w:hAnsi="Calibri" w:eastAsia="Calibri" w:cs="Calibri"/>
           <w:b w:val="0"/>
+          <w:i w:val="0"/>
           <w:color w:val="B0B4B8"/>
           <w:sz w:val="18"/>
         </w:rPr>
@@ -1695,6 +1840,7 @@
         <w:rPr>
           <w:rFonts w:ascii="Calibri" w:hAnsi="Calibri" w:eastAsia="Calibri" w:cs="Calibri"/>
           <w:b w:val="0"/>
+          <w:i w:val="0"/>
           <w:sz w:val="18"/>
         </w:rPr>
         <w:t>Autonomía y resolución de situaciones</w:t>
@@ -1703,6 +1849,7 @@
         <w:rPr>
           <w:rFonts w:ascii="Calibri" w:hAnsi="Calibri" w:eastAsia="Calibri" w:cs="Calibri"/>
           <w:b w:val="0"/>
+          <w:i w:val="0"/>
           <w:color w:val="B0B4B8"/>
           <w:sz w:val="18"/>
         </w:rPr>
@@ -1712,6 +1859,7 @@
         <w:rPr>
           <w:rFonts w:ascii="Calibri" w:hAnsi="Calibri" w:eastAsia="Calibri" w:cs="Calibri"/>
           <w:b w:val="0"/>
+          <w:i w:val="0"/>
           <w:sz w:val="18"/>
         </w:rPr>
         <w:t>Flexibilidad y adaptación al cambio</w:t>
@@ -1720,6 +1868,7 @@
         <w:rPr>
           <w:rFonts w:ascii="Calibri" w:hAnsi="Calibri" w:eastAsia="Calibri" w:cs="Calibri"/>
           <w:b w:val="0"/>
+          <w:i w:val="0"/>
           <w:color w:val="B0B4B8"/>
           <w:sz w:val="18"/>
         </w:rPr>
@@ -1729,6 +1878,7 @@
         <w:rPr>
           <w:rFonts w:ascii="Calibri" w:hAnsi="Calibri" w:eastAsia="Calibri" w:cs="Calibri"/>
           <w:b w:val="0"/>
+          <w:i w:val="0"/>
           <w:sz w:val="18"/>
         </w:rPr>
         <w:t>Proactividad y aporte al clima laboral</w:t>
@@ -1746,6 +1896,7 @@
         <w:rPr>
           <w:rFonts w:ascii="Calibri" w:hAnsi="Calibri" w:eastAsia="Calibri" w:cs="Calibri"/>
           <w:b w:val="0"/>
+          <w:i w:val="0"/>
           <w:sz w:val="4"/>
         </w:rPr>
       </w:r>
@@ -1759,6 +1910,7 @@
         <w:rPr>
           <w:rFonts w:ascii="Calibri" w:hAnsi="Calibri" w:eastAsia="Calibri" w:cs="Calibri"/>
           <w:b/>
+          <w:i w:val="0"/>
           <w:color w:val="0D0D0D"/>
           <w:sz w:val="16"/>
           <w:spacing w:val="38"/>
@@ -1776,6 +1928,7 @@
         <w:rPr>
           <w:rFonts w:ascii="Calibri" w:hAnsi="Calibri" w:eastAsia="Calibri" w:cs="Calibri"/>
           <w:b w:val="0"/>
+          <w:i w:val="0"/>
           <w:color w:val="B0B4B8"/>
           <w:sz w:val="18"/>
         </w:rPr>
@@ -1788,6 +1941,7 @@
         <w:rPr>
           <w:rFonts w:ascii="Calibri" w:hAnsi="Calibri" w:eastAsia="Calibri" w:cs="Calibri"/>
           <w:b/>
+          <w:i w:val="0"/>
           <w:color w:val="0D0D0D"/>
           <w:sz w:val="19"/>
         </w:rPr>
@@ -1797,6 +1951,7 @@
         <w:rPr>
           <w:rFonts w:ascii="Calibri" w:hAnsi="Calibri" w:eastAsia="Calibri" w:cs="Calibri"/>
           <w:b w:val="0"/>
+          <w:i w:val="0"/>
           <w:sz w:val="19"/>
         </w:rPr>
         <w:t>Microsoft Office (Word, Excel y PowerPoint) nivel intermedio; conocimiento básico de BUK, SAP y Talana; plataformas institucionales del Ministerio de Educación y gestión documental.</w:t>
@@ -1812,6 +1967,7 @@
         <w:rPr>
           <w:rFonts w:ascii="Calibri" w:hAnsi="Calibri" w:eastAsia="Calibri" w:cs="Calibri"/>
           <w:b w:val="0"/>
+          <w:i w:val="0"/>
           <w:color w:val="B0B4B8"/>
           <w:sz w:val="18"/>
         </w:rPr>
@@ -1824,6 +1980,7 @@
         <w:rPr>
           <w:rFonts w:ascii="Calibri" w:hAnsi="Calibri" w:eastAsia="Calibri" w:cs="Calibri"/>
           <w:b/>
+          <w:i w:val="0"/>
           <w:color w:val="0D0D0D"/>
           <w:sz w:val="19"/>
         </w:rPr>
@@ -1833,6 +1990,7 @@
         <w:rPr>
           <w:rFonts w:ascii="Calibri" w:hAnsi="Calibri" w:eastAsia="Calibri" w:cs="Calibri"/>
           <w:b w:val="0"/>
+          <w:i w:val="0"/>
           <w:sz w:val="19"/>
         </w:rPr>
         <w:t>Movilización propia y licencia clase B; disponibilidad para desempeñarse en Campus San Joaquín y en otros campus de la Región Metropolitana.</w:t>

--- a/cv-trabajador-social-uc/CV_Jeniffer_Mieres_01_Minimal.docx
+++ b/cv-trabajador-social-uc/CV_Jeniffer_Mieres_01_Minimal.docx
@@ -478,26 +478,7 @@
           <w:i w:val="0"/>
           <w:sz w:val="19"/>
         </w:rPr>
-        <w:t xml:space="preserve">Realizo la </w:t>
-      </w:r>
-      <w:r>
-        <w:rPr>
-          <w:rFonts w:ascii="Calibri" w:hAnsi="Calibri" w:eastAsia="Calibri" w:cs="Calibri"/>
-          <w:b/>
-          <w:i w:val="0"/>
-          <w:color w:val="0D0D0D"/>
-          <w:sz w:val="19"/>
-        </w:rPr>
-        <w:t>evaluación socioeconómica</w:t>
-      </w:r>
-      <w:r>
-        <w:rPr>
-          <w:rFonts w:ascii="Calibri" w:hAnsi="Calibri" w:eastAsia="Calibri" w:cs="Calibri"/>
-          <w:b w:val="0"/>
-          <w:i w:val="0"/>
-          <w:sz w:val="19"/>
-        </w:rPr>
-        <w:t xml:space="preserve"> de cada caso, revisando antecedentes y acreditaciones en los sistemas del Ministerio de Educación para definir con autonomía qué apoyo corresponde.</w:t>
+        <w:t>Realizo la evaluación socioeconómica de cada caso, revisando antecedentes y acreditaciones en los sistemas del Ministerio de Educación para definir con autonomía qué apoyo corresponde.</w:t>
       </w:r>
     </w:p>
     <w:p>
@@ -528,26 +509,7 @@
           <w:i w:val="0"/>
           <w:sz w:val="19"/>
         </w:rPr>
-        <w:t xml:space="preserve">Gestiono </w:t>
-      </w:r>
-      <w:r>
-        <w:rPr>
-          <w:rFonts w:ascii="Calibri" w:hAnsi="Calibri" w:eastAsia="Calibri" w:cs="Calibri"/>
-          <w:b/>
-          <w:i w:val="0"/>
-          <w:color w:val="0D0D0D"/>
-          <w:sz w:val="19"/>
-        </w:rPr>
-        <w:t>beneficios ministeriales e internos</w:t>
-      </w:r>
-      <w:r>
-        <w:rPr>
-          <w:rFonts w:ascii="Calibri" w:hAnsi="Calibri" w:eastAsia="Calibri" w:cs="Calibri"/>
-          <w:b w:val="0"/>
-          <w:i w:val="0"/>
-          <w:sz w:val="19"/>
-        </w:rPr>
-        <w:t xml:space="preserve"> de principio a fin: verificación de requisitos, preselección, seguimiento y registro documental. Elaboro informes sociales y mantengo la trazabilidad de la cartera de casos a mi cargo.</w:t>
+        <w:t>Gestiono beneficios ministeriales e internos de principio a fin: verificación de requisitos, preselección, seguimiento y registro documental. Elaboro informes sociales y mantengo la trazabilidad de la cartera de casos a mi cargo.</w:t>
       </w:r>
     </w:p>
     <w:p>
@@ -578,26 +540,7 @@
           <w:i w:val="0"/>
           <w:sz w:val="19"/>
         </w:rPr>
-        <w:t xml:space="preserve">Atiendo al estudiantado de manera permanente y entrego </w:t>
-      </w:r>
-      <w:r>
-        <w:rPr>
-          <w:rFonts w:ascii="Calibri" w:hAnsi="Calibri" w:eastAsia="Calibri" w:cs="Calibri"/>
-          <w:b/>
-          <w:i w:val="0"/>
-          <w:color w:val="0D0D0D"/>
-          <w:sz w:val="19"/>
-        </w:rPr>
-        <w:t>orientación social personalizada</w:t>
-      </w:r>
-      <w:r>
-        <w:rPr>
-          <w:rFonts w:ascii="Calibri" w:hAnsi="Calibri" w:eastAsia="Calibri" w:cs="Calibri"/>
-          <w:b w:val="0"/>
-          <w:i w:val="0"/>
-          <w:sz w:val="19"/>
-        </w:rPr>
-        <w:t>, acompañándolo durante todo el proceso de postulación.</w:t>
+        <w:t>Atiendo al estudiantado de manera permanente y entrego orientación social personalizada, acompañándolo durante todo el proceso de postulación.</w:t>
       </w:r>
     </w:p>
     <w:p>
@@ -624,21 +567,11 @@
       <w:r>
         <w:rPr>
           <w:rFonts w:ascii="Calibri" w:hAnsi="Calibri" w:eastAsia="Calibri" w:cs="Calibri"/>
-          <w:b/>
-          <w:i w:val="0"/>
-          <w:color w:val="0D0D0D"/>
-          <w:sz w:val="19"/>
-        </w:rPr>
-        <w:t>Coordino casos complejos</w:t>
-      </w:r>
-      <w:r>
-        <w:rPr>
-          <w:rFonts w:ascii="Calibri" w:hAnsi="Calibri" w:eastAsia="Calibri" w:cs="Calibri"/>
           <w:b w:val="0"/>
           <w:i w:val="0"/>
           <w:sz w:val="19"/>
         </w:rPr>
-        <w:t xml:space="preserve"> con áreas internas de la universidad y con redes de apoyo externas cuando la necesidad excede el ámbito académico.</w:t>
+        <w:t>Coordino casos complejos con áreas internas de la universidad y con redes de apoyo externas cuando la necesidad excede el ámbito académico.</w:t>
       </w:r>
     </w:p>
     <w:p>
@@ -720,26 +653,7 @@
           <w:i w:val="0"/>
           <w:sz w:val="19"/>
         </w:rPr>
-        <w:t xml:space="preserve">Estuve a cargo de los </w:t>
-      </w:r>
-      <w:r>
-        <w:rPr>
-          <w:rFonts w:ascii="Calibri" w:hAnsi="Calibri" w:eastAsia="Calibri" w:cs="Calibri"/>
-          <w:b/>
-          <w:i w:val="0"/>
-          <w:color w:val="0D0D0D"/>
-          <w:sz w:val="19"/>
-        </w:rPr>
-        <w:t>programas de bienestar y beneficios</w:t>
-      </w:r>
-      <w:r>
-        <w:rPr>
-          <w:rFonts w:ascii="Calibri" w:hAnsi="Calibri" w:eastAsia="Calibri" w:cs="Calibri"/>
-          <w:b w:val="0"/>
-          <w:i w:val="0"/>
-          <w:sz w:val="19"/>
-        </w:rPr>
-        <w:t xml:space="preserve"> de los colaboradores, desde la definición de la oferta hasta su implementación y seguimiento, con foco en el clima laboral y en el día a día de la empresa.</w:t>
+        <w:t>Estuve a cargo de los programas de bienestar y beneficios de los colaboradores, desde la definición de la oferta hasta su implementación y seguimiento, con foco en el clima laboral y en el día a día de la empresa.</w:t>
       </w:r>
     </w:p>
     <w:p>
@@ -770,26 +684,7 @@
           <w:i w:val="0"/>
           <w:sz w:val="19"/>
         </w:rPr>
-        <w:t xml:space="preserve">Gestioné </w:t>
-      </w:r>
-      <w:r>
-        <w:rPr>
-          <w:rFonts w:ascii="Calibri" w:hAnsi="Calibri" w:eastAsia="Calibri" w:cs="Calibri"/>
-          <w:b/>
-          <w:i w:val="0"/>
-          <w:color w:val="0D0D0D"/>
-          <w:sz w:val="19"/>
-        </w:rPr>
-        <w:t>convenios y beneficios orientados a la calidad de vida laboral</w:t>
-      </w:r>
-      <w:r>
-        <w:rPr>
-          <w:rFonts w:ascii="Calibri" w:hAnsi="Calibri" w:eastAsia="Calibri" w:cs="Calibri"/>
-          <w:b w:val="0"/>
-          <w:i w:val="0"/>
-          <w:sz w:val="19"/>
-        </w:rPr>
-        <w:t>, administrando la relación con instituciones y proveedores externos.</w:t>
+        <w:t>Gestioné convenios y beneficios orientados a la calidad de vida laboral, administrando la relación con instituciones y proveedores externos.</w:t>
       </w:r>
     </w:p>
     <w:p>
@@ -820,26 +715,7 @@
           <w:i w:val="0"/>
           <w:sz w:val="19"/>
         </w:rPr>
-        <w:t xml:space="preserve">Organicé </w:t>
-      </w:r>
-      <w:r>
-        <w:rPr>
-          <w:rFonts w:ascii="Calibri" w:hAnsi="Calibri" w:eastAsia="Calibri" w:cs="Calibri"/>
-          <w:b/>
-          <w:i w:val="0"/>
-          <w:color w:val="0D0D0D"/>
-          <w:sz w:val="19"/>
-        </w:rPr>
-        <w:t>actividades corporativas de bienestar e integración</w:t>
-      </w:r>
-      <w:r>
-        <w:rPr>
-          <w:rFonts w:ascii="Calibri" w:hAnsi="Calibri" w:eastAsia="Calibri" w:cs="Calibri"/>
-          <w:b w:val="0"/>
-          <w:i w:val="0"/>
-          <w:sz w:val="19"/>
-        </w:rPr>
-        <w:t>, articulando a las distintas áreas para asegurar convocatoria y buena ejecución.</w:t>
+        <w:t>Organicé actividades corporativas de bienestar e integración, articulando a las distintas áreas para asegurar convocatoria y buena ejecución.</w:t>
       </w:r>
     </w:p>
     <w:p>
@@ -870,26 +746,7 @@
           <w:i w:val="0"/>
           <w:sz w:val="19"/>
         </w:rPr>
-        <w:t xml:space="preserve">Tuve a cargo la </w:t>
-      </w:r>
-      <w:r>
-        <w:rPr>
-          <w:rFonts w:ascii="Calibri" w:hAnsi="Calibri" w:eastAsia="Calibri" w:cs="Calibri"/>
-          <w:b/>
-          <w:i w:val="0"/>
-          <w:color w:val="0D0D0D"/>
-          <w:sz w:val="19"/>
-        </w:rPr>
-        <w:t>matriz de riesgo y salud en el trabajo</w:t>
-      </w:r>
-      <w:r>
-        <w:rPr>
-          <w:rFonts w:ascii="Calibri" w:hAnsi="Calibri" w:eastAsia="Calibri" w:cs="Calibri"/>
-          <w:b w:val="0"/>
-          <w:i w:val="0"/>
-          <w:sz w:val="19"/>
-        </w:rPr>
-        <w:t xml:space="preserve"> junto al prevencionista externo, con seguimiento por KPI para dar cumplimiento a la certificación.</w:t>
+        <w:t>Tuve a cargo la matriz de riesgo y salud en el trabajo junto al prevencionista externo, con seguimiento por KPI para dar cumplimiento a la certificación.</w:t>
       </w:r>
     </w:p>
     <w:p>
@@ -920,26 +777,7 @@
           <w:i w:val="0"/>
           <w:sz w:val="19"/>
         </w:rPr>
-        <w:t xml:space="preserve">Lideré el </w:t>
-      </w:r>
-      <w:r>
-        <w:rPr>
-          <w:rFonts w:ascii="Calibri" w:hAnsi="Calibri" w:eastAsia="Calibri" w:cs="Calibri"/>
-          <w:b/>
-          <w:i w:val="0"/>
-          <w:color w:val="0D0D0D"/>
-          <w:sz w:val="19"/>
-        </w:rPr>
-        <w:t>plan anual de capacitaciones internas</w:t>
-      </w:r>
-      <w:r>
-        <w:rPr>
-          <w:rFonts w:ascii="Calibri" w:hAnsi="Calibri" w:eastAsia="Calibri" w:cs="Calibri"/>
-          <w:b w:val="0"/>
-          <w:i w:val="0"/>
-          <w:sz w:val="19"/>
-        </w:rPr>
-        <w:t xml:space="preserve"> de la compañía.</w:t>
+        <w:t>Lideré el plan anual de capacitaciones internas de la compañía.</w:t>
       </w:r>
     </w:p>
     <w:p>
@@ -970,26 +808,7 @@
           <w:i w:val="0"/>
           <w:sz w:val="19"/>
         </w:rPr>
-        <w:t xml:space="preserve">Asumí durante un año el </w:t>
-      </w:r>
-      <w:r>
-        <w:rPr>
-          <w:rFonts w:ascii="Calibri" w:hAnsi="Calibri" w:eastAsia="Calibri" w:cs="Calibri"/>
-          <w:b/>
-          <w:i w:val="0"/>
-          <w:color w:val="0D0D0D"/>
-          <w:sz w:val="19"/>
-        </w:rPr>
-        <w:t>Sistema de Gestión Integrado como auditora interna</w:t>
-      </w:r>
-      <w:r>
-        <w:rPr>
-          <w:rFonts w:ascii="Calibri" w:hAnsi="Calibri" w:eastAsia="Calibri" w:cs="Calibri"/>
-          <w:b w:val="0"/>
-          <w:i w:val="0"/>
-          <w:sz w:val="19"/>
-        </w:rPr>
-        <w:t xml:space="preserve"> en las certificaciones ISO 9001:2015, ISO 14001:2015 e ISO 45001:2018 (Seguridad y Salud en el Trabajo).</w:t>
+        <w:t>Asumí durante un año el Sistema de Gestión Integrado como auditora interna en las certificaciones ISO 9001:2015, ISO 14001:2015 e ISO 45001:2018 (Seguridad y Salud en el Trabajo).</w:t>
       </w:r>
     </w:p>
     <w:p>
@@ -1072,26 +891,7 @@
           <w:i w:val="0"/>
           <w:sz w:val="19"/>
         </w:rPr>
-        <w:t xml:space="preserve">Diseñé y dicté </w:t>
-      </w:r>
-      <w:r>
-        <w:rPr>
-          <w:rFonts w:ascii="Calibri" w:hAnsi="Calibri" w:eastAsia="Calibri" w:cs="Calibri"/>
-          <w:b/>
-          <w:i w:val="0"/>
-          <w:color w:val="0D0D0D"/>
-          <w:sz w:val="19"/>
-        </w:rPr>
-        <w:t>capacitaciones</w:t>
-      </w:r>
-      <w:r>
-        <w:rPr>
-          <w:rFonts w:ascii="Calibri" w:hAnsi="Calibri" w:eastAsia="Calibri" w:cs="Calibri"/>
-          <w:b w:val="0"/>
-          <w:i w:val="0"/>
-          <w:sz w:val="19"/>
-        </w:rPr>
-        <w:t xml:space="preserve"> para emprendedores, con metodologías prácticas y grupales, y acompañé la gestión de sus proyectos revisando con cada participante qué reforzar.</w:t>
+        <w:t>Diseñé y dicté capacitaciones para emprendedores, con metodologías prácticas y grupales, y acompañé la gestión de sus proyectos revisando con cada participante qué reforzar.</w:t>
       </w:r>
     </w:p>
     <w:p>
@@ -1122,26 +922,7 @@
           <w:i w:val="0"/>
           <w:sz w:val="19"/>
         </w:rPr>
-        <w:t xml:space="preserve">Orienté a los emprendedores en materia de </w:t>
-      </w:r>
-      <w:r>
-        <w:rPr>
-          <w:rFonts w:ascii="Calibri" w:hAnsi="Calibri" w:eastAsia="Calibri" w:cs="Calibri"/>
-          <w:b/>
-          <w:i w:val="0"/>
-          <w:color w:val="0D0D0D"/>
-          <w:sz w:val="19"/>
-        </w:rPr>
-        <w:t>vivienda</w:t>
-      </w:r>
-      <w:r>
-        <w:rPr>
-          <w:rFonts w:ascii="Calibri" w:hAnsi="Calibri" w:eastAsia="Calibri" w:cs="Calibri"/>
-          <w:b w:val="0"/>
-          <w:i w:val="0"/>
-          <w:sz w:val="19"/>
-        </w:rPr>
-        <w:t>, articulando con las redes de la comuna, y los vinculé con recursos disponibles que muchas veces no sabían que tenían a su alcance.</w:t>
+        <w:t>Orienté a los emprendedores en materia de vivienda, articulando con las redes de la comuna, y los vinculé con recursos disponibles que muchas veces no sabían que tenían a su alcance.</w:t>
       </w:r>
     </w:p>
     <w:p>
@@ -1219,21 +1000,11 @@
       <w:r>
         <w:rPr>
           <w:rFonts w:ascii="Calibri" w:hAnsi="Calibri" w:eastAsia="Calibri" w:cs="Calibri"/>
-          <w:b/>
-          <w:i w:val="0"/>
-          <w:color w:val="0D0D0D"/>
-          <w:sz w:val="19"/>
-        </w:rPr>
-        <w:t>Diseñé e implementé el departamento desde su origen</w:t>
-      </w:r>
-      <w:r>
-        <w:rPr>
-          <w:rFonts w:ascii="Calibri" w:hAnsi="Calibri" w:eastAsia="Calibri" w:cs="Calibri"/>
           <w:b w:val="0"/>
           <w:i w:val="0"/>
           <w:sz w:val="19"/>
         </w:rPr>
-        <w:t>, para una dotación de más de 200 colaboradores, definiendo la planificación de actividades y beneficios.</w:t>
+        <w:t>Diseñé e implementé el departamento desde su origen, para una dotación de más de 200 colaboradores, definiendo la planificación de actividades y beneficios.</w:t>
       </w:r>
     </w:p>
     <w:p>
@@ -1264,26 +1035,7 @@
           <w:i w:val="0"/>
           <w:sz w:val="19"/>
         </w:rPr>
-        <w:t xml:space="preserve">Administré el </w:t>
-      </w:r>
-      <w:r>
-        <w:rPr>
-          <w:rFonts w:ascii="Calibri" w:hAnsi="Calibri" w:eastAsia="Calibri" w:cs="Calibri"/>
-          <w:b/>
-          <w:i w:val="0"/>
-          <w:color w:val="0D0D0D"/>
-          <w:sz w:val="19"/>
-        </w:rPr>
-        <w:t>Seguro Complementario de Salud</w:t>
-      </w:r>
-      <w:r>
-        <w:rPr>
-          <w:rFonts w:ascii="Calibri" w:hAnsi="Calibri" w:eastAsia="Calibri" w:cs="Calibri"/>
-          <w:b w:val="0"/>
-          <w:i w:val="0"/>
-          <w:sz w:val="19"/>
-        </w:rPr>
-        <w:t xml:space="preserve"> de la dotación, apoyando a los trabajadores en el acceso, uso y tramitación de reembolsos.</w:t>
+        <w:t>Administré el Seguro Complementario de Salud de la dotación, apoyando a los trabajadores en el acceso, uso y tramitación de reembolsos.</w:t>
       </w:r>
     </w:p>
     <w:p>
@@ -1314,26 +1066,7 @@
           <w:i w:val="0"/>
           <w:sz w:val="19"/>
         </w:rPr>
-        <w:t xml:space="preserve">Gestioné </w:t>
-      </w:r>
-      <w:r>
-        <w:rPr>
-          <w:rFonts w:ascii="Calibri" w:hAnsi="Calibri" w:eastAsia="Calibri" w:cs="Calibri"/>
-          <w:b/>
-          <w:i w:val="0"/>
-          <w:color w:val="0D0D0D"/>
-          <w:sz w:val="19"/>
-        </w:rPr>
-        <w:t>licencias médicas ante la Caja de Compensación Los Andes</w:t>
-      </w:r>
-      <w:r>
-        <w:rPr>
-          <w:rFonts w:ascii="Calibri" w:hAnsi="Calibri" w:eastAsia="Calibri" w:cs="Calibri"/>
-          <w:b w:val="0"/>
-          <w:i w:val="0"/>
-          <w:sz w:val="19"/>
-        </w:rPr>
-        <w:t xml:space="preserve"> y la incorporación de cargas familiares de los trabajadores.</w:t>
+        <w:t>Gestioné licencias médicas ante la Caja de Compensación Los Andes y la incorporación de cargas familiares de los trabajadores.</w:t>
       </w:r>
     </w:p>
     <w:p>
@@ -1364,26 +1097,7 @@
           <w:i w:val="0"/>
           <w:sz w:val="19"/>
         </w:rPr>
-        <w:t xml:space="preserve">Realicé </w:t>
-      </w:r>
-      <w:r>
-        <w:rPr>
-          <w:rFonts w:ascii="Calibri" w:hAnsi="Calibri" w:eastAsia="Calibri" w:cs="Calibri"/>
-          <w:b/>
-          <w:i w:val="0"/>
-          <w:color w:val="0D0D0D"/>
-          <w:sz w:val="19"/>
-        </w:rPr>
-        <w:t>visitas semanales a la segunda sucursal</w:t>
-      </w:r>
-      <w:r>
-        <w:rPr>
-          <w:rFonts w:ascii="Calibri" w:hAnsi="Calibri" w:eastAsia="Calibri" w:cs="Calibri"/>
-          <w:b w:val="0"/>
-          <w:i w:val="0"/>
-          <w:sz w:val="19"/>
-        </w:rPr>
-        <w:t>, atendiendo en terreno las necesidades de beneficios internos y externos, principalmente en vivienda y salud.</w:t>
+        <w:t>Realicé visitas semanales a la segunda sucursal, atendiendo en terreno las necesidades de beneficios internos y externos, principalmente en vivienda y salud.</w:t>
       </w:r>
     </w:p>
     <w:p>

--- a/cv-trabajador-social-uc/CV_Jeniffer_Mieres_01_Minimal.docx
+++ b/cv-trabajador-social-uc/CV_Jeniffer_Mieres_01_Minimal.docx
@@ -478,7 +478,26 @@
           <w:i w:val="0"/>
           <w:sz w:val="19"/>
         </w:rPr>
-        <w:t>Realizo la evaluación socioeconómica de cada caso, revisando antecedentes y acreditaciones en los sistemas del Ministerio de Educación para definir con autonomía qué apoyo corresponde.</w:t>
+        <w:t xml:space="preserve">Realizo la </w:t>
+      </w:r>
+      <w:r>
+        <w:rPr>
+          <w:rFonts w:ascii="Calibri" w:hAnsi="Calibri" w:eastAsia="Calibri" w:cs="Calibri"/>
+          <w:b/>
+          <w:i w:val="0"/>
+          <w:color w:val="0D0D0D"/>
+          <w:sz w:val="19"/>
+        </w:rPr>
+        <w:t>evaluación socioeconómica</w:t>
+      </w:r>
+      <w:r>
+        <w:rPr>
+          <w:rFonts w:ascii="Calibri" w:hAnsi="Calibri" w:eastAsia="Calibri" w:cs="Calibri"/>
+          <w:b w:val="0"/>
+          <w:i w:val="0"/>
+          <w:sz w:val="19"/>
+        </w:rPr>
+        <w:t xml:space="preserve"> de cada caso, revisando antecedentes y acreditaciones en los sistemas del Ministerio de Educación para definir con autonomía qué apoyo corresponde.</w:t>
       </w:r>
     </w:p>
     <w:p>
@@ -509,7 +528,26 @@
           <w:i w:val="0"/>
           <w:sz w:val="19"/>
         </w:rPr>
-        <w:t>Gestiono beneficios ministeriales e internos de principio a fin: verificación de requisitos, preselección, seguimiento y registro documental. Elaboro informes sociales y mantengo la trazabilidad de la cartera de casos a mi cargo.</w:t>
+        <w:t xml:space="preserve">Gestiono </w:t>
+      </w:r>
+      <w:r>
+        <w:rPr>
+          <w:rFonts w:ascii="Calibri" w:hAnsi="Calibri" w:eastAsia="Calibri" w:cs="Calibri"/>
+          <w:b/>
+          <w:i w:val="0"/>
+          <w:color w:val="0D0D0D"/>
+          <w:sz w:val="19"/>
+        </w:rPr>
+        <w:t>beneficios ministeriales e internos</w:t>
+      </w:r>
+      <w:r>
+        <w:rPr>
+          <w:rFonts w:ascii="Calibri" w:hAnsi="Calibri" w:eastAsia="Calibri" w:cs="Calibri"/>
+          <w:b w:val="0"/>
+          <w:i w:val="0"/>
+          <w:sz w:val="19"/>
+        </w:rPr>
+        <w:t xml:space="preserve"> de principio a fin: verificación de requisitos, preselección, seguimiento y registro documental. Elaboro informes sociales y mantengo la trazabilidad de la cartera de casos a mi cargo.</w:t>
       </w:r>
     </w:p>
     <w:p>
@@ -540,7 +578,26 @@
           <w:i w:val="0"/>
           <w:sz w:val="19"/>
         </w:rPr>
-        <w:t>Atiendo al estudiantado de manera permanente y entrego orientación social personalizada, acompañándolo durante todo el proceso de postulación.</w:t>
+        <w:t xml:space="preserve">Atiendo al estudiantado de manera permanente y entrego </w:t>
+      </w:r>
+      <w:r>
+        <w:rPr>
+          <w:rFonts w:ascii="Calibri" w:hAnsi="Calibri" w:eastAsia="Calibri" w:cs="Calibri"/>
+          <w:b/>
+          <w:i w:val="0"/>
+          <w:color w:val="0D0D0D"/>
+          <w:sz w:val="19"/>
+        </w:rPr>
+        <w:t>orientación social personalizada</w:t>
+      </w:r>
+      <w:r>
+        <w:rPr>
+          <w:rFonts w:ascii="Calibri" w:hAnsi="Calibri" w:eastAsia="Calibri" w:cs="Calibri"/>
+          <w:b w:val="0"/>
+          <w:i w:val="0"/>
+          <w:sz w:val="19"/>
+        </w:rPr>
+        <w:t>, acompañándolo durante todo el proceso de postulación.</w:t>
       </w:r>
     </w:p>
     <w:p>
@@ -567,11 +624,21 @@
       <w:r>
         <w:rPr>
           <w:rFonts w:ascii="Calibri" w:hAnsi="Calibri" w:eastAsia="Calibri" w:cs="Calibri"/>
+          <w:b/>
+          <w:i w:val="0"/>
+          <w:color w:val="0D0D0D"/>
+          <w:sz w:val="19"/>
+        </w:rPr>
+        <w:t>Coordino casos complejos</w:t>
+      </w:r>
+      <w:r>
+        <w:rPr>
+          <w:rFonts w:ascii="Calibri" w:hAnsi="Calibri" w:eastAsia="Calibri" w:cs="Calibri"/>
           <w:b w:val="0"/>
           <w:i w:val="0"/>
           <w:sz w:val="19"/>
         </w:rPr>
-        <w:t>Coordino casos complejos con áreas internas de la universidad y con redes de apoyo externas cuando la necesidad excede el ámbito académico.</w:t>
+        <w:t xml:space="preserve"> con áreas internas de la universidad y con redes de apoyo externas cuando la necesidad excede el ámbito académico.</w:t>
       </w:r>
     </w:p>
     <w:p>
@@ -653,7 +720,26 @@
           <w:i w:val="0"/>
           <w:sz w:val="19"/>
         </w:rPr>
-        <w:t>Estuve a cargo de los programas de bienestar y beneficios de los colaboradores, desde la definición de la oferta hasta su implementación y seguimiento, con foco en el clima laboral y en el día a día de la empresa.</w:t>
+        <w:t xml:space="preserve">Estuve a cargo de los </w:t>
+      </w:r>
+      <w:r>
+        <w:rPr>
+          <w:rFonts w:ascii="Calibri" w:hAnsi="Calibri" w:eastAsia="Calibri" w:cs="Calibri"/>
+          <w:b/>
+          <w:i w:val="0"/>
+          <w:color w:val="0D0D0D"/>
+          <w:sz w:val="19"/>
+        </w:rPr>
+        <w:t>programas de bienestar y beneficios</w:t>
+      </w:r>
+      <w:r>
+        <w:rPr>
+          <w:rFonts w:ascii="Calibri" w:hAnsi="Calibri" w:eastAsia="Calibri" w:cs="Calibri"/>
+          <w:b w:val="0"/>
+          <w:i w:val="0"/>
+          <w:sz w:val="19"/>
+        </w:rPr>
+        <w:t xml:space="preserve"> de los colaboradores, desde la definición de la oferta hasta su implementación y seguimiento, con foco en el clima laboral y en el día a día de la empresa.</w:t>
       </w:r>
     </w:p>
     <w:p>
@@ -684,7 +770,26 @@
           <w:i w:val="0"/>
           <w:sz w:val="19"/>
         </w:rPr>
-        <w:t>Gestioné convenios y beneficios orientados a la calidad de vida laboral, administrando la relación con instituciones y proveedores externos.</w:t>
+        <w:t xml:space="preserve">Gestioné </w:t>
+      </w:r>
+      <w:r>
+        <w:rPr>
+          <w:rFonts w:ascii="Calibri" w:hAnsi="Calibri" w:eastAsia="Calibri" w:cs="Calibri"/>
+          <w:b/>
+          <w:i w:val="0"/>
+          <w:color w:val="0D0D0D"/>
+          <w:sz w:val="19"/>
+        </w:rPr>
+        <w:t>convenios y beneficios orientados a la calidad de vida laboral</w:t>
+      </w:r>
+      <w:r>
+        <w:rPr>
+          <w:rFonts w:ascii="Calibri" w:hAnsi="Calibri" w:eastAsia="Calibri" w:cs="Calibri"/>
+          <w:b w:val="0"/>
+          <w:i w:val="0"/>
+          <w:sz w:val="19"/>
+        </w:rPr>
+        <w:t>, administrando la relación con instituciones y proveedores externos.</w:t>
       </w:r>
     </w:p>
     <w:p>
@@ -715,7 +820,26 @@
           <w:i w:val="0"/>
           <w:sz w:val="19"/>
         </w:rPr>
-        <w:t>Organicé actividades corporativas de bienestar e integración, articulando a las distintas áreas para asegurar convocatoria y buena ejecución.</w:t>
+        <w:t xml:space="preserve">Organicé </w:t>
+      </w:r>
+      <w:r>
+        <w:rPr>
+          <w:rFonts w:ascii="Calibri" w:hAnsi="Calibri" w:eastAsia="Calibri" w:cs="Calibri"/>
+          <w:b/>
+          <w:i w:val="0"/>
+          <w:color w:val="0D0D0D"/>
+          <w:sz w:val="19"/>
+        </w:rPr>
+        <w:t>actividades corporativas de bienestar e integración</w:t>
+      </w:r>
+      <w:r>
+        <w:rPr>
+          <w:rFonts w:ascii="Calibri" w:hAnsi="Calibri" w:eastAsia="Calibri" w:cs="Calibri"/>
+          <w:b w:val="0"/>
+          <w:i w:val="0"/>
+          <w:sz w:val="19"/>
+        </w:rPr>
+        <w:t>, articulando a las distintas áreas para asegurar convocatoria y buena ejecución.</w:t>
       </w:r>
     </w:p>
     <w:p>
@@ -746,7 +870,26 @@
           <w:i w:val="0"/>
           <w:sz w:val="19"/>
         </w:rPr>
-        <w:t>Tuve a cargo la matriz de riesgo y salud en el trabajo junto al prevencionista externo, con seguimiento por KPI para dar cumplimiento a la certificación.</w:t>
+        <w:t xml:space="preserve">Tuve a cargo la </w:t>
+      </w:r>
+      <w:r>
+        <w:rPr>
+          <w:rFonts w:ascii="Calibri" w:hAnsi="Calibri" w:eastAsia="Calibri" w:cs="Calibri"/>
+          <w:b/>
+          <w:i w:val="0"/>
+          <w:color w:val="0D0D0D"/>
+          <w:sz w:val="19"/>
+        </w:rPr>
+        <w:t>matriz de riesgo y salud en el trabajo</w:t>
+      </w:r>
+      <w:r>
+        <w:rPr>
+          <w:rFonts w:ascii="Calibri" w:hAnsi="Calibri" w:eastAsia="Calibri" w:cs="Calibri"/>
+          <w:b w:val="0"/>
+          <w:i w:val="0"/>
+          <w:sz w:val="19"/>
+        </w:rPr>
+        <w:t xml:space="preserve"> junto al prevencionista externo, con seguimiento por KPI para dar cumplimiento a la certificación.</w:t>
       </w:r>
     </w:p>
     <w:p>
@@ -777,7 +920,26 @@
           <w:i w:val="0"/>
           <w:sz w:val="19"/>
         </w:rPr>
-        <w:t>Lideré el plan anual de capacitaciones internas de la compañía.</w:t>
+        <w:t xml:space="preserve">Lideré el </w:t>
+      </w:r>
+      <w:r>
+        <w:rPr>
+          <w:rFonts w:ascii="Calibri" w:hAnsi="Calibri" w:eastAsia="Calibri" w:cs="Calibri"/>
+          <w:b/>
+          <w:i w:val="0"/>
+          <w:color w:val="0D0D0D"/>
+          <w:sz w:val="19"/>
+        </w:rPr>
+        <w:t>plan anual de capacitaciones internas</w:t>
+      </w:r>
+      <w:r>
+        <w:rPr>
+          <w:rFonts w:ascii="Calibri" w:hAnsi="Calibri" w:eastAsia="Calibri" w:cs="Calibri"/>
+          <w:b w:val="0"/>
+          <w:i w:val="0"/>
+          <w:sz w:val="19"/>
+        </w:rPr>
+        <w:t xml:space="preserve"> de la compañía.</w:t>
       </w:r>
     </w:p>
     <w:p>
@@ -808,7 +970,26 @@
           <w:i w:val="0"/>
           <w:sz w:val="19"/>
         </w:rPr>
-        <w:t>Asumí durante un año el Sistema de Gestión Integrado como auditora interna en las certificaciones ISO 9001:2015, ISO 14001:2015 e ISO 45001:2018 (Seguridad y Salud en el Trabajo).</w:t>
+        <w:t xml:space="preserve">Asumí durante un año el </w:t>
+      </w:r>
+      <w:r>
+        <w:rPr>
+          <w:rFonts w:ascii="Calibri" w:hAnsi="Calibri" w:eastAsia="Calibri" w:cs="Calibri"/>
+          <w:b/>
+          <w:i w:val="0"/>
+          <w:color w:val="0D0D0D"/>
+          <w:sz w:val="19"/>
+        </w:rPr>
+        <w:t>Sistema de Gestión Integrado como auditora interna</w:t>
+      </w:r>
+      <w:r>
+        <w:rPr>
+          <w:rFonts w:ascii="Calibri" w:hAnsi="Calibri" w:eastAsia="Calibri" w:cs="Calibri"/>
+          <w:b w:val="0"/>
+          <w:i w:val="0"/>
+          <w:sz w:val="19"/>
+        </w:rPr>
+        <w:t xml:space="preserve"> en las certificaciones ISO 9001:2015, ISO 14001:2015 e ISO 45001:2018 (Seguridad y Salud en el Trabajo).</w:t>
       </w:r>
     </w:p>
     <w:p>
@@ -891,7 +1072,26 @@
           <w:i w:val="0"/>
           <w:sz w:val="19"/>
         </w:rPr>
-        <w:t>Diseñé y dicté capacitaciones para emprendedores, con metodologías prácticas y grupales, y acompañé la gestión de sus proyectos revisando con cada participante qué reforzar.</w:t>
+        <w:t xml:space="preserve">Diseñé y dicté </w:t>
+      </w:r>
+      <w:r>
+        <w:rPr>
+          <w:rFonts w:ascii="Calibri" w:hAnsi="Calibri" w:eastAsia="Calibri" w:cs="Calibri"/>
+          <w:b/>
+          <w:i w:val="0"/>
+          <w:color w:val="0D0D0D"/>
+          <w:sz w:val="19"/>
+        </w:rPr>
+        <w:t>capacitaciones</w:t>
+      </w:r>
+      <w:r>
+        <w:rPr>
+          <w:rFonts w:ascii="Calibri" w:hAnsi="Calibri" w:eastAsia="Calibri" w:cs="Calibri"/>
+          <w:b w:val="0"/>
+          <w:i w:val="0"/>
+          <w:sz w:val="19"/>
+        </w:rPr>
+        <w:t xml:space="preserve"> para emprendedores, con metodologías prácticas y grupales, y acompañé la gestión de sus proyectos revisando con cada participante qué reforzar.</w:t>
       </w:r>
     </w:p>
     <w:p>
@@ -922,7 +1122,26 @@
           <w:i w:val="0"/>
           <w:sz w:val="19"/>
         </w:rPr>
-        <w:t>Orienté a los emprendedores en materia de vivienda, articulando con las redes de la comuna, y los vinculé con recursos disponibles que muchas veces no sabían que tenían a su alcance.</w:t>
+        <w:t xml:space="preserve">Orienté a los emprendedores en materia de </w:t>
+      </w:r>
+      <w:r>
+        <w:rPr>
+          <w:rFonts w:ascii="Calibri" w:hAnsi="Calibri" w:eastAsia="Calibri" w:cs="Calibri"/>
+          <w:b/>
+          <w:i w:val="0"/>
+          <w:color w:val="0D0D0D"/>
+          <w:sz w:val="19"/>
+        </w:rPr>
+        <w:t>vivienda</w:t>
+      </w:r>
+      <w:r>
+        <w:rPr>
+          <w:rFonts w:ascii="Calibri" w:hAnsi="Calibri" w:eastAsia="Calibri" w:cs="Calibri"/>
+          <w:b w:val="0"/>
+          <w:i w:val="0"/>
+          <w:sz w:val="19"/>
+        </w:rPr>
+        <w:t>, articulando con las redes de la comuna, y los vinculé con recursos disponibles que muchas veces no sabían que tenían a su alcance.</w:t>
       </w:r>
     </w:p>
     <w:p>
@@ -1000,11 +1219,21 @@
       <w:r>
         <w:rPr>
           <w:rFonts w:ascii="Calibri" w:hAnsi="Calibri" w:eastAsia="Calibri" w:cs="Calibri"/>
+          <w:b/>
+          <w:i w:val="0"/>
+          <w:color w:val="0D0D0D"/>
+          <w:sz w:val="19"/>
+        </w:rPr>
+        <w:t>Diseñé e implementé el departamento desde su origen</w:t>
+      </w:r>
+      <w:r>
+        <w:rPr>
+          <w:rFonts w:ascii="Calibri" w:hAnsi="Calibri" w:eastAsia="Calibri" w:cs="Calibri"/>
           <w:b w:val="0"/>
           <w:i w:val="0"/>
           <w:sz w:val="19"/>
         </w:rPr>
-        <w:t>Diseñé e implementé el departamento desde su origen, para una dotación de más de 200 colaboradores, definiendo la planificación de actividades y beneficios.</w:t>
+        <w:t>, para una dotación de más de 200 colaboradores, definiendo la planificación de actividades y beneficios.</w:t>
       </w:r>
     </w:p>
     <w:p>
@@ -1035,7 +1264,26 @@
           <w:i w:val="0"/>
           <w:sz w:val="19"/>
         </w:rPr>
-        <w:t>Administré el Seguro Complementario de Salud de la dotación, apoyando a los trabajadores en el acceso, uso y tramitación de reembolsos.</w:t>
+        <w:t xml:space="preserve">Administré el </w:t>
+      </w:r>
+      <w:r>
+        <w:rPr>
+          <w:rFonts w:ascii="Calibri" w:hAnsi="Calibri" w:eastAsia="Calibri" w:cs="Calibri"/>
+          <w:b/>
+          <w:i w:val="0"/>
+          <w:color w:val="0D0D0D"/>
+          <w:sz w:val="19"/>
+        </w:rPr>
+        <w:t>Seguro Complementario de Salud</w:t>
+      </w:r>
+      <w:r>
+        <w:rPr>
+          <w:rFonts w:ascii="Calibri" w:hAnsi="Calibri" w:eastAsia="Calibri" w:cs="Calibri"/>
+          <w:b w:val="0"/>
+          <w:i w:val="0"/>
+          <w:sz w:val="19"/>
+        </w:rPr>
+        <w:t xml:space="preserve"> de la dotación, apoyando a los trabajadores en el acceso, uso y tramitación de reembolsos.</w:t>
       </w:r>
     </w:p>
     <w:p>
@@ -1066,7 +1314,26 @@
           <w:i w:val="0"/>
           <w:sz w:val="19"/>
         </w:rPr>
-        <w:t>Gestioné licencias médicas ante la Caja de Compensación Los Andes y la incorporación de cargas familiares de los trabajadores.</w:t>
+        <w:t xml:space="preserve">Gestioné </w:t>
+      </w:r>
+      <w:r>
+        <w:rPr>
+          <w:rFonts w:ascii="Calibri" w:hAnsi="Calibri" w:eastAsia="Calibri" w:cs="Calibri"/>
+          <w:b/>
+          <w:i w:val="0"/>
+          <w:color w:val="0D0D0D"/>
+          <w:sz w:val="19"/>
+        </w:rPr>
+        <w:t>licencias médicas ante la Caja de Compensación Los Andes</w:t>
+      </w:r>
+      <w:r>
+        <w:rPr>
+          <w:rFonts w:ascii="Calibri" w:hAnsi="Calibri" w:eastAsia="Calibri" w:cs="Calibri"/>
+          <w:b w:val="0"/>
+          <w:i w:val="0"/>
+          <w:sz w:val="19"/>
+        </w:rPr>
+        <w:t xml:space="preserve"> y la incorporación de cargas familiares de los trabajadores.</w:t>
       </w:r>
     </w:p>
     <w:p>
@@ -1097,7 +1364,26 @@
           <w:i w:val="0"/>
           <w:sz w:val="19"/>
         </w:rPr>
-        <w:t>Realicé visitas semanales a la segunda sucursal, atendiendo en terreno las necesidades de beneficios internos y externos, principalmente en vivienda y salud.</w:t>
+        <w:t xml:space="preserve">Realicé </w:t>
+      </w:r>
+      <w:r>
+        <w:rPr>
+          <w:rFonts w:ascii="Calibri" w:hAnsi="Calibri" w:eastAsia="Calibri" w:cs="Calibri"/>
+          <w:b/>
+          <w:i w:val="0"/>
+          <w:color w:val="0D0D0D"/>
+          <w:sz w:val="19"/>
+        </w:rPr>
+        <w:t>visitas semanales a la segunda sucursal</w:t>
+      </w:r>
+      <w:r>
+        <w:rPr>
+          <w:rFonts w:ascii="Calibri" w:hAnsi="Calibri" w:eastAsia="Calibri" w:cs="Calibri"/>
+          <w:b w:val="0"/>
+          <w:i w:val="0"/>
+          <w:sz w:val="19"/>
+        </w:rPr>
+        <w:t>, atendiendo en terreno las necesidades de beneficios internos y externos, principalmente en vivienda y salud.</w:t>
       </w:r>
     </w:p>
     <w:p>

--- a/cv-trabajador-social-uc/CV_Jeniffer_Mieres_01_Minimal.docx
+++ b/cv-trabajador-social-uc/CV_Jeniffer_Mieres_01_Minimal.docx
@@ -37,7 +37,7 @@
     <w:p>
       <w:pPr>
         <w:tabs>
-          <w:tab w:pos="10511" w:val="right"/>
+          <w:tab w:pos="10177" w:val="right"/>
         </w:tabs>
         <w:spacing w:before="0" w:after="0" w:line="266" w:lineRule="auto"/>
         <w:pBdr>
@@ -69,7 +69,7 @@
     <w:p>
       <w:pPr>
         <w:spacing w:before="120" w:after="0" w:line="240" w:lineRule="auto"/>
-        <w:ind w:right="9264"/>
+        <w:ind w:right="8930"/>
         <w:pBdr>
           <w:top w:val="single" w:sz="18" w:space="0" w:color="0D0D0D"/>
         </w:pBdr>
@@ -148,7 +148,7 @@
     <w:p>
       <w:pPr>
         <w:spacing w:before="130" w:after="0" w:line="240" w:lineRule="auto"/>
-        <w:ind w:right="9264"/>
+        <w:ind w:right="8930"/>
         <w:pBdr>
           <w:top w:val="single" w:sz="18" w:space="0" w:color="0D0D0D"/>
         </w:pBdr>
@@ -368,7 +368,7 @@
     <w:p>
       <w:pPr>
         <w:spacing w:before="130" w:after="0" w:line="240" w:lineRule="auto"/>
-        <w:ind w:right="9264"/>
+        <w:ind w:right="8930"/>
         <w:pBdr>
           <w:top w:val="single" w:sz="18" w:space="0" w:color="0D0D0D"/>
         </w:pBdr>
@@ -404,7 +404,7 @@
         <w:keepNext/>
         <w:keepLines/>
         <w:tabs>
-          <w:tab w:pos="10511" w:val="right"/>
+          <w:tab w:pos="10177" w:val="right"/>
         </w:tabs>
         <w:spacing w:before="0" w:after="0" w:line="266" w:lineRule="auto"/>
       </w:pPr>
@@ -646,7 +646,7 @@
         <w:keepNext/>
         <w:keepLines/>
         <w:tabs>
-          <w:tab w:pos="10511" w:val="right"/>
+          <w:tab w:pos="10177" w:val="right"/>
         </w:tabs>
         <w:spacing w:before="130" w:after="0" w:line="266" w:lineRule="auto"/>
       </w:pPr>
@@ -998,7 +998,7 @@
         <w:keepLines/>
         <w:pageBreakBefore/>
         <w:tabs>
-          <w:tab w:pos="10511" w:val="right"/>
+          <w:tab w:pos="10177" w:val="right"/>
         </w:tabs>
         <w:spacing w:before="130" w:after="0" w:line="266" w:lineRule="auto"/>
       </w:pPr>
@@ -1149,7 +1149,7 @@
         <w:keepNext/>
         <w:keepLines/>
         <w:tabs>
-          <w:tab w:pos="10511" w:val="right"/>
+          <w:tab w:pos="10177" w:val="right"/>
         </w:tabs>
         <w:spacing w:before="130" w:after="0" w:line="266" w:lineRule="auto"/>
       </w:pPr>
@@ -1389,7 +1389,7 @@
     <w:p>
       <w:pPr>
         <w:spacing w:before="130" w:after="0" w:line="240" w:lineRule="auto"/>
-        <w:ind w:right="9264"/>
+        <w:ind w:right="8930"/>
         <w:pBdr>
           <w:top w:val="single" w:sz="18" w:space="0" w:color="0D0D0D"/>
         </w:pBdr>
@@ -1425,7 +1425,7 @@
         <w:keepNext/>
         <w:keepLines/>
         <w:tabs>
-          <w:tab w:pos="10511" w:val="right"/>
+          <w:tab w:pos="10177" w:val="right"/>
         </w:tabs>
         <w:spacing w:before="0" w:after="0" w:line="266" w:lineRule="auto"/>
       </w:pPr>
@@ -1475,7 +1475,7 @@
         <w:keepNext/>
         <w:keepLines/>
         <w:tabs>
-          <w:tab w:pos="10511" w:val="right"/>
+          <w:tab w:pos="10177" w:val="right"/>
         </w:tabs>
         <w:spacing w:before="160" w:after="0" w:line="266" w:lineRule="auto"/>
       </w:pPr>
@@ -1525,7 +1525,7 @@
         <w:keepNext/>
         <w:keepLines/>
         <w:tabs>
-          <w:tab w:pos="10511" w:val="right"/>
+          <w:tab w:pos="10177" w:val="right"/>
         </w:tabs>
         <w:spacing w:before="160" w:after="0" w:line="266" w:lineRule="auto"/>
       </w:pPr>
@@ -1573,7 +1573,7 @@
     <w:p>
       <w:pPr>
         <w:spacing w:before="130" w:after="0" w:line="240" w:lineRule="auto"/>
-        <w:ind w:right="9264"/>
+        <w:ind w:right="8930"/>
         <w:pBdr>
           <w:top w:val="single" w:sz="18" w:space="0" w:color="0D0D0D"/>
         </w:pBdr>
@@ -1724,7 +1724,7 @@
     <w:p>
       <w:pPr>
         <w:spacing w:before="130" w:after="0" w:line="240" w:lineRule="auto"/>
-        <w:ind w:right="9264"/>
+        <w:ind w:right="8930"/>
         <w:pBdr>
           <w:top w:val="single" w:sz="18" w:space="0" w:color="0D0D0D"/>
         </w:pBdr>
@@ -1887,7 +1887,7 @@
     <w:p>
       <w:pPr>
         <w:spacing w:before="130" w:after="0" w:line="240" w:lineRule="auto"/>
-        <w:ind w:right="9264"/>
+        <w:ind w:right="8930"/>
         <w:pBdr>
           <w:top w:val="single" w:sz="18" w:space="0" w:color="0D0D0D"/>
         </w:pBdr>
@@ -1997,7 +1997,7 @@
       </w:r>
     </w:p>
     <w:sectPr>
-      <w:pgSz w:w="12240" w:h="15840"/>
+      <w:pgSz w:w="11906" w:h="16838"/>
       <w:pgMar w:top="539" w:right="822" w:bottom="425" w:left="907" w:header="720" w:footer="720" w:gutter="0"/>
       <w:cols w:space="720"/>
       <w:docGrid w:linePitch="360"/>
